--- a/guide/HuongDanSuDungTool20210830.docx
+++ b/guide/HuongDanSuDungTool20210830.docx
@@ -4,7 +4,7 @@
   <w:body>
     <w:p>
       <w:pPr>
-        <w:pStyle w:val="Heading2"/>
+        <w:pStyle w:val="u2"/>
         <w:rPr>
           <w:lang w:val="en-US"/>
         </w:rPr>
@@ -153,7 +153,7 @@
     </w:p>
     <w:p>
       <w:pPr>
-        <w:pStyle w:val="TOCHeading"/>
+        <w:pStyle w:val="uMucluc"/>
         <w:jc w:val="center"/>
         <w:rPr>
           <w:rFonts w:ascii="Times New Roman" w:hAnsi="Times New Roman" w:cs="Times New Roman"/>
@@ -166,7 +166,7 @@
     </w:p>
     <w:p>
       <w:pPr>
-        <w:pStyle w:val="TOCHeading"/>
+        <w:pStyle w:val="uMucluc"/>
         <w:jc w:val="center"/>
         <w:rPr>
           <w:rFonts w:ascii="Times New Roman" w:hAnsi="Times New Roman" w:cs="Times New Roman"/>
@@ -179,7 +179,7 @@
     </w:p>
     <w:p>
       <w:pPr>
-        <w:pStyle w:val="TOCHeading"/>
+        <w:pStyle w:val="uMucluc"/>
         <w:jc w:val="center"/>
         <w:rPr>
           <w:rFonts w:ascii="Times New Roman" w:hAnsi="Times New Roman" w:cs="Times New Roman"/>
@@ -192,7 +192,7 @@
     </w:p>
     <w:p>
       <w:pPr>
-        <w:pStyle w:val="TOCHeading"/>
+        <w:pStyle w:val="uMucluc"/>
         <w:jc w:val="center"/>
         <w:rPr>
           <w:rFonts w:ascii="Times New Roman" w:hAnsi="Times New Roman" w:cs="Times New Roman"/>
@@ -205,7 +205,7 @@
     </w:p>
     <w:p>
       <w:pPr>
-        <w:pStyle w:val="TOCHeading"/>
+        <w:pStyle w:val="uMucluc"/>
         <w:jc w:val="center"/>
         <w:rPr>
           <w:rFonts w:ascii="Times New Roman" w:hAnsi="Times New Roman" w:cs="Times New Roman"/>
@@ -218,7 +218,7 @@
     </w:p>
     <w:p>
       <w:pPr>
-        <w:pStyle w:val="TOCHeading"/>
+        <w:pStyle w:val="uMucluc"/>
         <w:jc w:val="center"/>
         <w:rPr>
           <w:rFonts w:ascii="Times New Roman" w:hAnsi="Times New Roman" w:cs="Times New Roman"/>
@@ -231,7 +231,7 @@
     </w:p>
     <w:p>
       <w:pPr>
-        <w:pStyle w:val="TOCHeading"/>
+        <w:pStyle w:val="uMucluc"/>
         <w:jc w:val="center"/>
         <w:rPr>
           <w:rFonts w:ascii="Times New Roman" w:hAnsi="Times New Roman" w:cs="Times New Roman"/>
@@ -244,7 +244,7 @@
     </w:p>
     <w:p>
       <w:pPr>
-        <w:pStyle w:val="TOCHeading"/>
+        <w:pStyle w:val="uMucluc"/>
         <w:jc w:val="center"/>
         <w:rPr>
           <w:rFonts w:ascii="Times New Roman" w:hAnsi="Times New Roman" w:cs="Times New Roman"/>
@@ -257,7 +257,7 @@
     </w:p>
     <w:p>
       <w:pPr>
-        <w:pStyle w:val="TOCHeading"/>
+        <w:pStyle w:val="uMucluc"/>
         <w:jc w:val="center"/>
         <w:rPr>
           <w:rFonts w:ascii="Times New Roman" w:hAnsi="Times New Roman" w:cs="Times New Roman"/>
@@ -270,7 +270,7 @@
     </w:p>
     <w:p>
       <w:pPr>
-        <w:pStyle w:val="TOCHeading"/>
+        <w:pStyle w:val="uMucluc"/>
         <w:rPr>
           <w:rFonts w:ascii="Times New Roman" w:hAnsi="Times New Roman" w:cs="Times New Roman"/>
           <w:b/>
@@ -282,7 +282,7 @@
     </w:p>
     <w:p>
       <w:pPr>
-        <w:pStyle w:val="TOCHeading"/>
+        <w:pStyle w:val="uMucluc"/>
         <w:jc w:val="center"/>
         <w:rPr>
           <w:rFonts w:ascii="Times New Roman" w:hAnsi="Times New Roman" w:cs="Times New Roman"/>
@@ -392,7 +392,7 @@
         </w:p>
         <w:p>
           <w:pPr>
-            <w:pStyle w:val="TOC1"/>
+            <w:pStyle w:val="Mucluc1"/>
             <w:tabs>
               <w:tab w:val="left" w:pos="440"/>
               <w:tab w:val="right" w:leader="dot" w:pos="9350"/>
@@ -414,7 +414,7 @@
           <w:hyperlink w:anchor="_Toc80001086" w:history="1">
             <w:r>
               <w:rPr>
-                <w:rStyle w:val="Hyperlink"/>
+                <w:rStyle w:val="Siuktni"/>
                 <w:rFonts w:ascii="Times New Roman" w:hAnsi="Times New Roman" w:cs="Times New Roman"/>
                 <w:b/>
                 <w:bCs/>
@@ -431,7 +431,7 @@
             </w:r>
             <w:r>
               <w:rPr>
-                <w:rStyle w:val="Hyperlink"/>
+                <w:rStyle w:val="Siuktni"/>
                 <w:rFonts w:ascii="Times New Roman" w:hAnsi="Times New Roman" w:cs="Times New Roman"/>
                 <w:b/>
                 <w:bCs/>
@@ -484,7 +484,7 @@
         </w:p>
         <w:p>
           <w:pPr>
-            <w:pStyle w:val="TOC1"/>
+            <w:pStyle w:val="Mucluc1"/>
             <w:tabs>
               <w:tab w:val="left" w:pos="660"/>
               <w:tab w:val="right" w:leader="dot" w:pos="9350"/>
@@ -497,7 +497,7 @@
           <w:hyperlink w:anchor="_Toc80001087" w:history="1">
             <w:r>
               <w:rPr>
-                <w:rStyle w:val="Hyperlink"/>
+                <w:rStyle w:val="Siuktni"/>
                 <w:rFonts w:ascii="Times New Roman" w:hAnsi="Times New Roman" w:cs="Times New Roman"/>
                 <w:b/>
                 <w:bCs/>
@@ -514,7 +514,7 @@
             </w:r>
             <w:r>
               <w:rPr>
-                <w:rStyle w:val="Hyperlink"/>
+                <w:rStyle w:val="Siuktni"/>
                 <w:rFonts w:ascii="Times New Roman" w:hAnsi="Times New Roman" w:cs="Times New Roman"/>
                 <w:b/>
                 <w:bCs/>
@@ -567,7 +567,7 @@
         </w:p>
         <w:p>
           <w:pPr>
-            <w:pStyle w:val="TOC2"/>
+            <w:pStyle w:val="Mucluc2"/>
             <w:tabs>
               <w:tab w:val="left" w:pos="880"/>
               <w:tab w:val="right" w:leader="dot" w:pos="9350"/>
@@ -582,7 +582,7 @@
           <w:hyperlink w:anchor="_Toc80001088" w:history="1">
             <w:r>
               <w:rPr>
-                <w:rStyle w:val="Hyperlink"/>
+                <w:rStyle w:val="Siuktni"/>
                 <w:rFonts w:ascii="Times New Roman" w:hAnsi="Times New Roman" w:cs="Times New Roman"/>
                 <w:i/>
                 <w:iCs/>
@@ -601,7 +601,7 @@
             </w:r>
             <w:r>
               <w:rPr>
-                <w:rStyle w:val="Hyperlink"/>
+                <w:rStyle w:val="Siuktni"/>
                 <w:rFonts w:ascii="Times New Roman" w:hAnsi="Times New Roman" w:cs="Times New Roman"/>
                 <w:i/>
                 <w:iCs/>
@@ -668,7 +668,7 @@
         </w:p>
         <w:p>
           <w:pPr>
-            <w:pStyle w:val="TOC2"/>
+            <w:pStyle w:val="Mucluc2"/>
             <w:tabs>
               <w:tab w:val="left" w:pos="880"/>
               <w:tab w:val="right" w:leader="dot" w:pos="9350"/>
@@ -683,7 +683,7 @@
           <w:hyperlink w:anchor="_Toc80001089" w:history="1">
             <w:r>
               <w:rPr>
-                <w:rStyle w:val="Hyperlink"/>
+                <w:rStyle w:val="Siuktni"/>
                 <w:rFonts w:ascii="Times New Roman" w:hAnsi="Times New Roman" w:cs="Times New Roman"/>
                 <w:i/>
                 <w:iCs/>
@@ -702,7 +702,7 @@
             </w:r>
             <w:r>
               <w:rPr>
-                <w:rStyle w:val="Hyperlink"/>
+                <w:rStyle w:val="Siuktni"/>
                 <w:rFonts w:ascii="Times New Roman" w:hAnsi="Times New Roman" w:cs="Times New Roman"/>
                 <w:i/>
                 <w:iCs/>
@@ -769,7 +769,7 @@
         </w:p>
         <w:p>
           <w:pPr>
-            <w:pStyle w:val="TOC2"/>
+            <w:pStyle w:val="Mucluc2"/>
             <w:tabs>
               <w:tab w:val="left" w:pos="880"/>
               <w:tab w:val="right" w:leader="dot" w:pos="9350"/>
@@ -784,7 +784,7 @@
           <w:hyperlink w:anchor="_Toc80001090" w:history="1">
             <w:r>
               <w:rPr>
-                <w:rStyle w:val="Hyperlink"/>
+                <w:rStyle w:val="Siuktni"/>
                 <w:rFonts w:ascii="Times New Roman" w:hAnsi="Times New Roman" w:cs="Times New Roman"/>
                 <w:i/>
                 <w:iCs/>
@@ -803,7 +803,7 @@
             </w:r>
             <w:r>
               <w:rPr>
-                <w:rStyle w:val="Hyperlink"/>
+                <w:rStyle w:val="Siuktni"/>
                 <w:rFonts w:ascii="Times New Roman" w:hAnsi="Times New Roman" w:cs="Times New Roman"/>
                 <w:i/>
                 <w:iCs/>
@@ -870,7 +870,7 @@
         </w:p>
         <w:p>
           <w:pPr>
-            <w:pStyle w:val="TOC2"/>
+            <w:pStyle w:val="Mucluc2"/>
             <w:tabs>
               <w:tab w:val="left" w:pos="880"/>
               <w:tab w:val="right" w:leader="dot" w:pos="9350"/>
@@ -885,7 +885,7 @@
           <w:hyperlink w:anchor="_Toc80001091" w:history="1">
             <w:r>
               <w:rPr>
-                <w:rStyle w:val="Hyperlink"/>
+                <w:rStyle w:val="Siuktni"/>
                 <w:rFonts w:ascii="Times New Roman" w:hAnsi="Times New Roman" w:cs="Times New Roman"/>
                 <w:i/>
                 <w:iCs/>
@@ -904,7 +904,7 @@
             </w:r>
             <w:r>
               <w:rPr>
-                <w:rStyle w:val="Hyperlink"/>
+                <w:rStyle w:val="Siuktni"/>
                 <w:rFonts w:ascii="Times New Roman" w:hAnsi="Times New Roman" w:cs="Times New Roman"/>
                 <w:i/>
                 <w:iCs/>
@@ -971,7 +971,7 @@
         </w:p>
         <w:p>
           <w:pPr>
-            <w:pStyle w:val="TOC2"/>
+            <w:pStyle w:val="Mucluc2"/>
             <w:tabs>
               <w:tab w:val="left" w:pos="880"/>
               <w:tab w:val="right" w:leader="dot" w:pos="9350"/>
@@ -986,7 +986,7 @@
           <w:hyperlink w:anchor="_Toc80001092" w:history="1">
             <w:r>
               <w:rPr>
-                <w:rStyle w:val="Hyperlink"/>
+                <w:rStyle w:val="Siuktni"/>
                 <w:rFonts w:ascii="Times New Roman" w:hAnsi="Times New Roman" w:cs="Times New Roman"/>
                 <w:i/>
                 <w:iCs/>
@@ -1005,7 +1005,7 @@
             </w:r>
             <w:r>
               <w:rPr>
-                <w:rStyle w:val="Hyperlink"/>
+                <w:rStyle w:val="Siuktni"/>
                 <w:rFonts w:ascii="Times New Roman" w:hAnsi="Times New Roman" w:cs="Times New Roman"/>
                 <w:i/>
                 <w:iCs/>
@@ -1072,7 +1072,7 @@
         </w:p>
         <w:p>
           <w:pPr>
-            <w:pStyle w:val="TOC2"/>
+            <w:pStyle w:val="Mucluc2"/>
             <w:tabs>
               <w:tab w:val="left" w:pos="880"/>
               <w:tab w:val="right" w:leader="dot" w:pos="9350"/>
@@ -1087,7 +1087,7 @@
           <w:hyperlink w:anchor="_Toc80001093" w:history="1">
             <w:r>
               <w:rPr>
-                <w:rStyle w:val="Hyperlink"/>
+                <w:rStyle w:val="Siuktni"/>
                 <w:rFonts w:ascii="Times New Roman" w:hAnsi="Times New Roman" w:cs="Times New Roman"/>
                 <w:i/>
                 <w:iCs/>
@@ -1106,7 +1106,7 @@
             </w:r>
             <w:r>
               <w:rPr>
-                <w:rStyle w:val="Hyperlink"/>
+                <w:rStyle w:val="Siuktni"/>
                 <w:rFonts w:ascii="Times New Roman" w:hAnsi="Times New Roman" w:cs="Times New Roman"/>
                 <w:i/>
                 <w:iCs/>
@@ -1173,7 +1173,7 @@
         </w:p>
         <w:p>
           <w:pPr>
-            <w:pStyle w:val="TOC1"/>
+            <w:pStyle w:val="Mucluc1"/>
             <w:tabs>
               <w:tab w:val="left" w:pos="660"/>
               <w:tab w:val="right" w:leader="dot" w:pos="9350"/>
@@ -1186,7 +1186,7 @@
           <w:hyperlink w:anchor="_Toc80001094" w:history="1">
             <w:r>
               <w:rPr>
-                <w:rStyle w:val="Hyperlink"/>
+                <w:rStyle w:val="Siuktni"/>
                 <w:rFonts w:ascii="Times New Roman" w:hAnsi="Times New Roman" w:cs="Times New Roman"/>
                 <w:b/>
                 <w:bCs/>
@@ -1203,7 +1203,7 @@
             </w:r>
             <w:r>
               <w:rPr>
-                <w:rStyle w:val="Hyperlink"/>
+                <w:rStyle w:val="Siuktni"/>
                 <w:rFonts w:ascii="Times New Roman" w:hAnsi="Times New Roman" w:cs="Times New Roman"/>
                 <w:b/>
                 <w:bCs/>
@@ -1256,7 +1256,7 @@
         </w:p>
         <w:p>
           <w:pPr>
-            <w:pStyle w:val="TOC2"/>
+            <w:pStyle w:val="Mucluc2"/>
             <w:tabs>
               <w:tab w:val="left" w:pos="880"/>
               <w:tab w:val="right" w:leader="dot" w:pos="9350"/>
@@ -1271,7 +1271,7 @@
           <w:hyperlink w:anchor="_Toc80001095" w:history="1">
             <w:r>
               <w:rPr>
-                <w:rStyle w:val="Hyperlink"/>
+                <w:rStyle w:val="Siuktni"/>
                 <w:rFonts w:ascii="Times New Roman" w:hAnsi="Times New Roman" w:cs="Times New Roman"/>
                 <w:i/>
                 <w:iCs/>
@@ -1290,7 +1290,7 @@
             </w:r>
             <w:r>
               <w:rPr>
-                <w:rStyle w:val="Hyperlink"/>
+                <w:rStyle w:val="Siuktni"/>
                 <w:rFonts w:ascii="Times New Roman" w:hAnsi="Times New Roman" w:cs="Times New Roman"/>
                 <w:i/>
                 <w:iCs/>
@@ -1357,7 +1357,7 @@
         </w:p>
         <w:p>
           <w:pPr>
-            <w:pStyle w:val="TOC2"/>
+            <w:pStyle w:val="Mucluc2"/>
             <w:tabs>
               <w:tab w:val="left" w:pos="880"/>
               <w:tab w:val="right" w:leader="dot" w:pos="9350"/>
@@ -1372,7 +1372,7 @@
           <w:hyperlink w:anchor="_Toc80001096" w:history="1">
             <w:r>
               <w:rPr>
-                <w:rStyle w:val="Hyperlink"/>
+                <w:rStyle w:val="Siuktni"/>
                 <w:rFonts w:ascii="Times New Roman" w:hAnsi="Times New Roman" w:cs="Times New Roman"/>
                 <w:i/>
                 <w:iCs/>
@@ -1391,7 +1391,7 @@
             </w:r>
             <w:r>
               <w:rPr>
-                <w:rStyle w:val="Hyperlink"/>
+                <w:rStyle w:val="Siuktni"/>
                 <w:rFonts w:ascii="Times New Roman" w:hAnsi="Times New Roman" w:cs="Times New Roman"/>
                 <w:i/>
                 <w:iCs/>
@@ -1458,7 +1458,7 @@
         </w:p>
         <w:p>
           <w:pPr>
-            <w:pStyle w:val="TOC2"/>
+            <w:pStyle w:val="Mucluc2"/>
             <w:tabs>
               <w:tab w:val="left" w:pos="880"/>
               <w:tab w:val="right" w:leader="dot" w:pos="9350"/>
@@ -1473,7 +1473,7 @@
           <w:hyperlink w:anchor="_Toc80001097" w:history="1">
             <w:r>
               <w:rPr>
-                <w:rStyle w:val="Hyperlink"/>
+                <w:rStyle w:val="Siuktni"/>
                 <w:rFonts w:ascii="Times New Roman" w:hAnsi="Times New Roman" w:cs="Times New Roman"/>
                 <w:i/>
                 <w:iCs/>
@@ -1492,7 +1492,7 @@
             </w:r>
             <w:r>
               <w:rPr>
-                <w:rStyle w:val="Hyperlink"/>
+                <w:rStyle w:val="Siuktni"/>
                 <w:rFonts w:ascii="Times New Roman" w:hAnsi="Times New Roman" w:cs="Times New Roman"/>
                 <w:i/>
                 <w:iCs/>
@@ -1559,7 +1559,7 @@
         </w:p>
         <w:p>
           <w:pPr>
-            <w:pStyle w:val="TOC2"/>
+            <w:pStyle w:val="Mucluc2"/>
             <w:tabs>
               <w:tab w:val="left" w:pos="880"/>
               <w:tab w:val="right" w:leader="dot" w:pos="9350"/>
@@ -1574,7 +1574,7 @@
           <w:hyperlink w:anchor="_Toc80001098" w:history="1">
             <w:r>
               <w:rPr>
-                <w:rStyle w:val="Hyperlink"/>
+                <w:rStyle w:val="Siuktni"/>
                 <w:rFonts w:ascii="Times New Roman" w:hAnsi="Times New Roman" w:cs="Times New Roman"/>
                 <w:i/>
                 <w:iCs/>
@@ -1593,7 +1593,7 @@
             </w:r>
             <w:r>
               <w:rPr>
-                <w:rStyle w:val="Hyperlink"/>
+                <w:rStyle w:val="Siuktni"/>
                 <w:rFonts w:ascii="Times New Roman" w:hAnsi="Times New Roman" w:cs="Times New Roman"/>
                 <w:i/>
                 <w:iCs/>
@@ -1660,7 +1660,7 @@
         </w:p>
         <w:p>
           <w:pPr>
-            <w:pStyle w:val="TOC2"/>
+            <w:pStyle w:val="Mucluc2"/>
             <w:tabs>
               <w:tab w:val="left" w:pos="880"/>
               <w:tab w:val="right" w:leader="dot" w:pos="9350"/>
@@ -1675,7 +1675,7 @@
           <w:hyperlink w:anchor="_Toc80001099" w:history="1">
             <w:r>
               <w:rPr>
-                <w:rStyle w:val="Hyperlink"/>
+                <w:rStyle w:val="Siuktni"/>
                 <w:rFonts w:ascii="Times New Roman" w:hAnsi="Times New Roman" w:cs="Times New Roman"/>
                 <w:i/>
                 <w:iCs/>
@@ -1694,7 +1694,7 @@
             </w:r>
             <w:r>
               <w:rPr>
-                <w:rStyle w:val="Hyperlink"/>
+                <w:rStyle w:val="Siuktni"/>
                 <w:rFonts w:ascii="Times New Roman" w:hAnsi="Times New Roman" w:cs="Times New Roman"/>
                 <w:i/>
                 <w:iCs/>
@@ -1761,7 +1761,7 @@
         </w:p>
         <w:p>
           <w:pPr>
-            <w:pStyle w:val="TOC2"/>
+            <w:pStyle w:val="Mucluc2"/>
             <w:tabs>
               <w:tab w:val="left" w:pos="880"/>
               <w:tab w:val="right" w:leader="dot" w:pos="9350"/>
@@ -1776,7 +1776,7 @@
           <w:hyperlink w:anchor="_Toc80001100" w:history="1">
             <w:r>
               <w:rPr>
-                <w:rStyle w:val="Hyperlink"/>
+                <w:rStyle w:val="Siuktni"/>
                 <w:rFonts w:ascii="Times New Roman" w:hAnsi="Times New Roman" w:cs="Times New Roman"/>
                 <w:i/>
                 <w:iCs/>
@@ -1795,7 +1795,7 @@
             </w:r>
             <w:r>
               <w:rPr>
-                <w:rStyle w:val="Hyperlink"/>
+                <w:rStyle w:val="Siuktni"/>
                 <w:rFonts w:ascii="Times New Roman" w:hAnsi="Times New Roman" w:cs="Times New Roman"/>
                 <w:i/>
                 <w:iCs/>
@@ -1862,7 +1862,7 @@
         </w:p>
         <w:p>
           <w:pPr>
-            <w:pStyle w:val="TOC2"/>
+            <w:pStyle w:val="Mucluc2"/>
             <w:tabs>
               <w:tab w:val="left" w:pos="880"/>
               <w:tab w:val="right" w:leader="dot" w:pos="9350"/>
@@ -1877,7 +1877,7 @@
           <w:hyperlink w:anchor="_Toc80001101" w:history="1">
             <w:r>
               <w:rPr>
-                <w:rStyle w:val="Hyperlink"/>
+                <w:rStyle w:val="Siuktni"/>
                 <w:rFonts w:ascii="Times New Roman" w:hAnsi="Times New Roman" w:cs="Times New Roman"/>
                 <w:i/>
                 <w:iCs/>
@@ -1896,7 +1896,7 @@
             </w:r>
             <w:r>
               <w:rPr>
-                <w:rStyle w:val="Hyperlink"/>
+                <w:rStyle w:val="Siuktni"/>
                 <w:rFonts w:ascii="Times New Roman" w:hAnsi="Times New Roman" w:cs="Times New Roman"/>
                 <w:i/>
                 <w:iCs/>
@@ -1963,7 +1963,7 @@
         </w:p>
         <w:p>
           <w:pPr>
-            <w:pStyle w:val="TOC2"/>
+            <w:pStyle w:val="Mucluc2"/>
             <w:tabs>
               <w:tab w:val="left" w:pos="880"/>
               <w:tab w:val="right" w:leader="dot" w:pos="9350"/>
@@ -1978,7 +1978,7 @@
           <w:hyperlink w:anchor="_Toc80001102" w:history="1">
             <w:r>
               <w:rPr>
-                <w:rStyle w:val="Hyperlink"/>
+                <w:rStyle w:val="Siuktni"/>
                 <w:rFonts w:ascii="Times New Roman" w:hAnsi="Times New Roman" w:cs="Times New Roman"/>
                 <w:i/>
                 <w:iCs/>
@@ -1997,7 +1997,7 @@
             </w:r>
             <w:r>
               <w:rPr>
-                <w:rStyle w:val="Hyperlink"/>
+                <w:rStyle w:val="Siuktni"/>
                 <w:rFonts w:ascii="Times New Roman" w:hAnsi="Times New Roman" w:cs="Times New Roman"/>
                 <w:i/>
                 <w:iCs/>
@@ -2064,7 +2064,7 @@
         </w:p>
         <w:p>
           <w:pPr>
-            <w:pStyle w:val="TOC2"/>
+            <w:pStyle w:val="Mucluc2"/>
             <w:tabs>
               <w:tab w:val="left" w:pos="880"/>
               <w:tab w:val="right" w:leader="dot" w:pos="9350"/>
@@ -2079,7 +2079,7 @@
           <w:hyperlink w:anchor="_Toc80001103" w:history="1">
             <w:r>
               <w:rPr>
-                <w:rStyle w:val="Hyperlink"/>
+                <w:rStyle w:val="Siuktni"/>
                 <w:rFonts w:ascii="Times New Roman" w:hAnsi="Times New Roman" w:cs="Times New Roman"/>
                 <w:i/>
                 <w:iCs/>
@@ -2098,7 +2098,7 @@
             </w:r>
             <w:r>
               <w:rPr>
-                <w:rStyle w:val="Hyperlink"/>
+                <w:rStyle w:val="Siuktni"/>
                 <w:rFonts w:ascii="Times New Roman" w:hAnsi="Times New Roman" w:cs="Times New Roman"/>
                 <w:i/>
                 <w:iCs/>
@@ -2165,7 +2165,7 @@
         </w:p>
         <w:p>
           <w:pPr>
-            <w:pStyle w:val="TOC2"/>
+            <w:pStyle w:val="Mucluc2"/>
             <w:tabs>
               <w:tab w:val="left" w:pos="880"/>
               <w:tab w:val="right" w:leader="dot" w:pos="9350"/>
@@ -2180,7 +2180,7 @@
           <w:hyperlink w:anchor="_Toc80001104" w:history="1">
             <w:r>
               <w:rPr>
-                <w:rStyle w:val="Hyperlink"/>
+                <w:rStyle w:val="Siuktni"/>
                 <w:rFonts w:ascii="Times New Roman" w:hAnsi="Times New Roman" w:cs="Times New Roman"/>
                 <w:i/>
                 <w:iCs/>
@@ -2199,7 +2199,7 @@
             </w:r>
             <w:r>
               <w:rPr>
-                <w:rStyle w:val="Hyperlink"/>
+                <w:rStyle w:val="Siuktni"/>
                 <w:rFonts w:ascii="Times New Roman" w:hAnsi="Times New Roman" w:cs="Times New Roman"/>
                 <w:i/>
                 <w:iCs/>
@@ -2266,7 +2266,7 @@
         </w:p>
         <w:p>
           <w:pPr>
-            <w:pStyle w:val="TOC2"/>
+            <w:pStyle w:val="Mucluc2"/>
             <w:tabs>
               <w:tab w:val="left" w:pos="880"/>
               <w:tab w:val="right" w:leader="dot" w:pos="9350"/>
@@ -2281,7 +2281,7 @@
           <w:hyperlink w:anchor="_Toc80001105" w:history="1">
             <w:r>
               <w:rPr>
-                <w:rStyle w:val="Hyperlink"/>
+                <w:rStyle w:val="Siuktni"/>
                 <w:rFonts w:ascii="Times New Roman" w:hAnsi="Times New Roman" w:cs="Times New Roman"/>
                 <w:i/>
                 <w:iCs/>
@@ -2300,7 +2300,7 @@
             </w:r>
             <w:r>
               <w:rPr>
-                <w:rStyle w:val="Hyperlink"/>
+                <w:rStyle w:val="Siuktni"/>
                 <w:rFonts w:ascii="Times New Roman" w:hAnsi="Times New Roman" w:cs="Times New Roman"/>
                 <w:i/>
                 <w:iCs/>
@@ -2367,7 +2367,7 @@
         </w:p>
         <w:p>
           <w:pPr>
-            <w:pStyle w:val="TOC2"/>
+            <w:pStyle w:val="Mucluc2"/>
             <w:tabs>
               <w:tab w:val="left" w:pos="880"/>
               <w:tab w:val="right" w:leader="dot" w:pos="9350"/>
@@ -2382,7 +2382,7 @@
           <w:hyperlink w:anchor="_Toc80001106" w:history="1">
             <w:r>
               <w:rPr>
-                <w:rStyle w:val="Hyperlink"/>
+                <w:rStyle w:val="Siuktni"/>
                 <w:rFonts w:ascii="Times New Roman" w:hAnsi="Times New Roman" w:cs="Times New Roman"/>
                 <w:i/>
                 <w:iCs/>
@@ -2401,7 +2401,7 @@
             </w:r>
             <w:r>
               <w:rPr>
-                <w:rStyle w:val="Hyperlink"/>
+                <w:rStyle w:val="Siuktni"/>
                 <w:rFonts w:ascii="Times New Roman" w:hAnsi="Times New Roman" w:cs="Times New Roman"/>
                 <w:i/>
                 <w:iCs/>
@@ -2468,7 +2468,7 @@
         </w:p>
         <w:p>
           <w:pPr>
-            <w:pStyle w:val="TOC2"/>
+            <w:pStyle w:val="Mucluc2"/>
             <w:tabs>
               <w:tab w:val="left" w:pos="880"/>
               <w:tab w:val="right" w:leader="dot" w:pos="9350"/>
@@ -2483,7 +2483,7 @@
           <w:hyperlink w:anchor="_Toc80001107" w:history="1">
             <w:r>
               <w:rPr>
-                <w:rStyle w:val="Hyperlink"/>
+                <w:rStyle w:val="Siuktni"/>
                 <w:rFonts w:ascii="Times New Roman" w:hAnsi="Times New Roman" w:cs="Times New Roman"/>
                 <w:i/>
                 <w:iCs/>
@@ -2502,7 +2502,7 @@
             </w:r>
             <w:r>
               <w:rPr>
-                <w:rStyle w:val="Hyperlink"/>
+                <w:rStyle w:val="Siuktni"/>
                 <w:rFonts w:ascii="Times New Roman" w:hAnsi="Times New Roman" w:cs="Times New Roman"/>
                 <w:i/>
                 <w:iCs/>
@@ -2569,7 +2569,7 @@
         </w:p>
         <w:p>
           <w:pPr>
-            <w:pStyle w:val="TOC1"/>
+            <w:pStyle w:val="Mucluc1"/>
             <w:tabs>
               <w:tab w:val="left" w:pos="660"/>
               <w:tab w:val="right" w:leader="dot" w:pos="9350"/>
@@ -2582,7 +2582,7 @@
           <w:hyperlink w:anchor="_Toc80001108" w:history="1">
             <w:r>
               <w:rPr>
-                <w:rStyle w:val="Hyperlink"/>
+                <w:rStyle w:val="Siuktni"/>
                 <w:rFonts w:ascii="Times New Roman" w:hAnsi="Times New Roman" w:cs="Times New Roman"/>
                 <w:b/>
                 <w:lang w:val="en-US"/>
@@ -2598,7 +2598,7 @@
             </w:r>
             <w:r>
               <w:rPr>
-                <w:rStyle w:val="Hyperlink"/>
+                <w:rStyle w:val="Siuktni"/>
                 <w:rFonts w:ascii="Times New Roman" w:hAnsi="Times New Roman" w:cs="Times New Roman"/>
                 <w:b/>
                 <w:lang w:val="en-US"/>
@@ -2650,7 +2650,7 @@
         </w:p>
         <w:p>
           <w:pPr>
-            <w:pStyle w:val="TOC2"/>
+            <w:pStyle w:val="Mucluc2"/>
             <w:tabs>
               <w:tab w:val="left" w:pos="880"/>
               <w:tab w:val="right" w:leader="dot" w:pos="9350"/>
@@ -2665,7 +2665,7 @@
           <w:hyperlink w:anchor="_Toc80001109" w:history="1">
             <w:r>
               <w:rPr>
-                <w:rStyle w:val="Hyperlink"/>
+                <w:rStyle w:val="Siuktni"/>
                 <w:rFonts w:ascii="Times New Roman" w:hAnsi="Times New Roman" w:cs="Times New Roman"/>
                 <w:i/>
                 <w:iCs/>
@@ -2684,7 +2684,7 @@
             </w:r>
             <w:r>
               <w:rPr>
-                <w:rStyle w:val="Hyperlink"/>
+                <w:rStyle w:val="Siuktni"/>
                 <w:rFonts w:ascii="Times New Roman" w:hAnsi="Times New Roman" w:cs="Times New Roman"/>
                 <w:i/>
                 <w:iCs/>
@@ -2751,7 +2751,7 @@
         </w:p>
         <w:p>
           <w:pPr>
-            <w:pStyle w:val="TOC2"/>
+            <w:pStyle w:val="Mucluc2"/>
             <w:tabs>
               <w:tab w:val="left" w:pos="880"/>
               <w:tab w:val="right" w:leader="dot" w:pos="9350"/>
@@ -2766,7 +2766,7 @@
           <w:hyperlink w:anchor="_Toc80001110" w:history="1">
             <w:r>
               <w:rPr>
-                <w:rStyle w:val="Hyperlink"/>
+                <w:rStyle w:val="Siuktni"/>
                 <w:rFonts w:ascii="Times New Roman" w:hAnsi="Times New Roman" w:cs="Times New Roman"/>
                 <w:i/>
                 <w:iCs/>
@@ -2785,7 +2785,7 @@
             </w:r>
             <w:r>
               <w:rPr>
-                <w:rStyle w:val="Hyperlink"/>
+                <w:rStyle w:val="Siuktni"/>
                 <w:rFonts w:ascii="Times New Roman" w:hAnsi="Times New Roman" w:cs="Times New Roman"/>
                 <w:i/>
                 <w:iCs/>
@@ -2852,7 +2852,7 @@
         </w:p>
         <w:p>
           <w:pPr>
-            <w:pStyle w:val="TOC2"/>
+            <w:pStyle w:val="Mucluc2"/>
             <w:tabs>
               <w:tab w:val="left" w:pos="880"/>
               <w:tab w:val="right" w:leader="dot" w:pos="9350"/>
@@ -2867,7 +2867,7 @@
           <w:hyperlink w:anchor="_Toc80001111" w:history="1">
             <w:r>
               <w:rPr>
-                <w:rStyle w:val="Hyperlink"/>
+                <w:rStyle w:val="Siuktni"/>
                 <w:rFonts w:ascii="Times New Roman" w:hAnsi="Times New Roman" w:cs="Times New Roman"/>
                 <w:i/>
                 <w:iCs/>
@@ -2886,7 +2886,7 @@
             </w:r>
             <w:r>
               <w:rPr>
-                <w:rStyle w:val="Hyperlink"/>
+                <w:rStyle w:val="Siuktni"/>
                 <w:rFonts w:ascii="Times New Roman" w:hAnsi="Times New Roman" w:cs="Times New Roman"/>
                 <w:i/>
                 <w:iCs/>
@@ -2953,7 +2953,7 @@
         </w:p>
         <w:p>
           <w:pPr>
-            <w:pStyle w:val="TOC1"/>
+            <w:pStyle w:val="Mucluc1"/>
             <w:tabs>
               <w:tab w:val="left" w:pos="440"/>
               <w:tab w:val="right" w:leader="dot" w:pos="9350"/>
@@ -2966,7 +2966,7 @@
           <w:hyperlink w:anchor="_Toc80001112" w:history="1">
             <w:r>
               <w:rPr>
-                <w:rStyle w:val="Hyperlink"/>
+                <w:rStyle w:val="Siuktni"/>
                 <w:rFonts w:ascii="Times New Roman" w:hAnsi="Times New Roman" w:cs="Times New Roman"/>
                 <w:b/>
                 <w:lang w:val="en-US"/>
@@ -2982,7 +2982,7 @@
             </w:r>
             <w:r>
               <w:rPr>
-                <w:rStyle w:val="Hyperlink"/>
+                <w:rStyle w:val="Siuktni"/>
                 <w:rFonts w:ascii="Times New Roman" w:hAnsi="Times New Roman" w:cs="Times New Roman"/>
                 <w:b/>
                 <w:lang w:val="en-US"/>
@@ -3069,7 +3069,7 @@
     </w:p>
     <w:p>
       <w:pPr>
-        <w:pStyle w:val="ListParagraph"/>
+        <w:pStyle w:val="oancuaDanhsach"/>
         <w:numPr>
           <w:ilvl w:val="0"/>
           <w:numId w:val="7"/>
@@ -3106,18 +3106,18 @@
     </w:p>
     <w:p>
       <w:pPr>
-        <w:pStyle w:val="ListParagraph"/>
-        <w:rPr>
-          <w:rFonts w:ascii="Times New Roman" w:hAnsi="Times New Roman" w:cs="Times New Roman"/>
-          <w:b/>
-          <w:bCs/>
-          <w:lang w:val="en-US"/>
-        </w:rPr>
-      </w:pPr>
-    </w:p>
-    <w:p>
-      <w:pPr>
-        <w:pStyle w:val="ListParagraph"/>
+        <w:pStyle w:val="oancuaDanhsach"/>
+        <w:rPr>
+          <w:rFonts w:ascii="Times New Roman" w:hAnsi="Times New Roman" w:cs="Times New Roman"/>
+          <w:b/>
+          <w:bCs/>
+          <w:lang w:val="en-US"/>
+        </w:rPr>
+      </w:pPr>
+    </w:p>
+    <w:p>
+      <w:pPr>
+        <w:pStyle w:val="oancuaDanhsach"/>
         <w:ind w:left="630"/>
         <w:jc w:val="center"/>
         <w:rPr>
@@ -3179,7 +3179,7 @@
     </w:p>
     <w:p>
       <w:pPr>
-        <w:pStyle w:val="ListParagraph"/>
+        <w:pStyle w:val="oancuaDanhsach"/>
         <w:ind w:left="630"/>
         <w:rPr>
           <w:rFonts w:ascii="Times New Roman" w:hAnsi="Times New Roman" w:cs="Times New Roman"/>
@@ -3196,7 +3196,7 @@
     </w:p>
     <w:p>
       <w:pPr>
-        <w:pStyle w:val="ListParagraph"/>
+        <w:pStyle w:val="oancuaDanhsach"/>
         <w:ind w:left="630"/>
         <w:jc w:val="center"/>
         <w:rPr>
@@ -3248,7 +3248,7 @@
     </w:p>
     <w:p>
       <w:pPr>
-        <w:pStyle w:val="ListParagraph"/>
+        <w:pStyle w:val="oancuaDanhsach"/>
         <w:ind w:left="630"/>
         <w:rPr>
           <w:rFonts w:ascii="Times New Roman" w:hAnsi="Times New Roman" w:cs="Times New Roman"/>
@@ -3258,7 +3258,7 @@
     </w:p>
     <w:p>
       <w:pPr>
-        <w:pStyle w:val="ListParagraph"/>
+        <w:pStyle w:val="oancuaDanhsach"/>
         <w:ind w:left="630"/>
         <w:rPr>
           <w:rFonts w:ascii="Times New Roman" w:hAnsi="Times New Roman" w:cs="Times New Roman"/>
@@ -3268,7 +3268,7 @@
     </w:p>
     <w:p>
       <w:pPr>
-        <w:pStyle w:val="ListParagraph"/>
+        <w:pStyle w:val="oancuaDanhsach"/>
         <w:ind w:left="630"/>
         <w:rPr>
           <w:rFonts w:ascii="Times New Roman" w:hAnsi="Times New Roman" w:cs="Times New Roman"/>
@@ -3278,7 +3278,7 @@
     </w:p>
     <w:p>
       <w:pPr>
-        <w:pStyle w:val="ListParagraph"/>
+        <w:pStyle w:val="oancuaDanhsach"/>
         <w:ind w:left="630"/>
         <w:rPr>
           <w:rFonts w:ascii="Times New Roman" w:hAnsi="Times New Roman" w:cs="Times New Roman"/>
@@ -3288,7 +3288,7 @@
     </w:p>
     <w:p>
       <w:pPr>
-        <w:pStyle w:val="ListParagraph"/>
+        <w:pStyle w:val="oancuaDanhsach"/>
         <w:ind w:left="630"/>
         <w:rPr>
           <w:rFonts w:ascii="Times New Roman" w:hAnsi="Times New Roman" w:cs="Times New Roman"/>
@@ -3313,7 +3313,7 @@
     </w:p>
     <w:p>
       <w:pPr>
-        <w:pStyle w:val="ListParagraph"/>
+        <w:pStyle w:val="oancuaDanhsach"/>
         <w:ind w:left="630"/>
         <w:jc w:val="center"/>
         <w:rPr>
@@ -3365,7 +3365,7 @@
     </w:p>
     <w:p>
       <w:pPr>
-        <w:pStyle w:val="ListParagraph"/>
+        <w:pStyle w:val="oancuaDanhsach"/>
         <w:ind w:left="630"/>
         <w:rPr>
           <w:rFonts w:ascii="Times New Roman" w:hAnsi="Times New Roman" w:cs="Times New Roman"/>
@@ -3382,7 +3382,7 @@
     </w:p>
     <w:p>
       <w:pPr>
-        <w:pStyle w:val="ListParagraph"/>
+        <w:pStyle w:val="oancuaDanhsach"/>
         <w:ind w:left="630"/>
         <w:jc w:val="center"/>
         <w:rPr>
@@ -3434,7 +3434,7 @@
     </w:p>
     <w:p>
       <w:pPr>
-        <w:pStyle w:val="ListParagraph"/>
+        <w:pStyle w:val="oancuaDanhsach"/>
         <w:ind w:left="630"/>
         <w:rPr>
           <w:rFonts w:ascii="Times New Roman" w:hAnsi="Times New Roman" w:cs="Times New Roman"/>
@@ -3444,7 +3444,7 @@
     </w:p>
     <w:p>
       <w:pPr>
-        <w:pStyle w:val="ListParagraph"/>
+        <w:pStyle w:val="oancuaDanhsach"/>
         <w:ind w:left="630"/>
         <w:rPr>
           <w:rFonts w:ascii="Times New Roman" w:hAnsi="Times New Roman" w:cs="Times New Roman"/>
@@ -3462,7 +3462,7 @@
     </w:p>
     <w:p>
       <w:pPr>
-        <w:pStyle w:val="ListParagraph"/>
+        <w:pStyle w:val="oancuaDanhsach"/>
         <w:ind w:left="630"/>
         <w:jc w:val="center"/>
         <w:rPr>
@@ -3514,7 +3514,7 @@
     </w:p>
     <w:p>
       <w:pPr>
-        <w:pStyle w:val="ListParagraph"/>
+        <w:pStyle w:val="oancuaDanhsach"/>
         <w:ind w:left="630"/>
         <w:rPr>
           <w:rFonts w:ascii="Times New Roman" w:hAnsi="Times New Roman" w:cs="Times New Roman"/>
@@ -3531,7 +3531,7 @@
     </w:p>
     <w:p>
       <w:pPr>
-        <w:pStyle w:val="ListParagraph"/>
+        <w:pStyle w:val="oancuaDanhsach"/>
         <w:tabs>
           <w:tab w:val="left" w:pos="2852"/>
         </w:tabs>
@@ -3589,7 +3589,7 @@
     </w:p>
     <w:p>
       <w:pPr>
-        <w:pStyle w:val="ListParagraph"/>
+        <w:pStyle w:val="oancuaDanhsach"/>
         <w:tabs>
           <w:tab w:val="left" w:pos="2852"/>
         </w:tabs>
@@ -3610,7 +3610,7 @@
     </w:p>
     <w:p>
       <w:pPr>
-        <w:pStyle w:val="ListParagraph"/>
+        <w:pStyle w:val="oancuaDanhsach"/>
         <w:numPr>
           <w:ilvl w:val="0"/>
           <w:numId w:val="6"/>
@@ -3634,7 +3634,7 @@
     </w:p>
     <w:p>
       <w:pPr>
-        <w:pStyle w:val="ListParagraph"/>
+        <w:pStyle w:val="oancuaDanhsach"/>
         <w:tabs>
           <w:tab w:val="left" w:pos="2852"/>
         </w:tabs>
@@ -3694,7 +3694,7 @@
     </w:p>
     <w:p>
       <w:pPr>
-        <w:pStyle w:val="ListParagraph"/>
+        <w:pStyle w:val="oancuaDanhsach"/>
         <w:numPr>
           <w:ilvl w:val="0"/>
           <w:numId w:val="6"/>
@@ -3718,7 +3718,7 @@
     </w:p>
     <w:p>
       <w:pPr>
-        <w:pStyle w:val="ListParagraph"/>
+        <w:pStyle w:val="oancuaDanhsach"/>
         <w:tabs>
           <w:tab w:val="left" w:pos="2852"/>
         </w:tabs>
@@ -3778,7 +3778,7 @@
     </w:p>
     <w:p>
       <w:pPr>
-        <w:pStyle w:val="ListParagraph"/>
+        <w:pStyle w:val="oancuaDanhsach"/>
         <w:tabs>
           <w:tab w:val="left" w:pos="2852"/>
         </w:tabs>
@@ -3791,7 +3791,7 @@
     </w:p>
     <w:p>
       <w:pPr>
-        <w:pStyle w:val="ListParagraph"/>
+        <w:pStyle w:val="oancuaDanhsach"/>
         <w:tabs>
           <w:tab w:val="left" w:pos="2852"/>
         </w:tabs>
@@ -3804,7 +3804,7 @@
     </w:p>
     <w:p>
       <w:pPr>
-        <w:pStyle w:val="ListParagraph"/>
+        <w:pStyle w:val="oancuaDanhsach"/>
         <w:tabs>
           <w:tab w:val="left" w:pos="2852"/>
         </w:tabs>
@@ -3817,7 +3817,7 @@
     </w:p>
     <w:p>
       <w:pPr>
-        <w:pStyle w:val="ListParagraph"/>
+        <w:pStyle w:val="oancuaDanhsach"/>
         <w:tabs>
           <w:tab w:val="left" w:pos="2852"/>
         </w:tabs>
@@ -3830,7 +3830,7 @@
     </w:p>
     <w:p>
       <w:pPr>
-        <w:pStyle w:val="ListParagraph"/>
+        <w:pStyle w:val="oancuaDanhsach"/>
         <w:tabs>
           <w:tab w:val="left" w:pos="2852"/>
         </w:tabs>
@@ -3843,7 +3843,7 @@
     </w:p>
     <w:p>
       <w:pPr>
-        <w:pStyle w:val="ListParagraph"/>
+        <w:pStyle w:val="oancuaDanhsach"/>
         <w:tabs>
           <w:tab w:val="left" w:pos="2852"/>
         </w:tabs>
@@ -3856,7 +3856,7 @@
     </w:p>
     <w:p>
       <w:pPr>
-        <w:pStyle w:val="ListParagraph"/>
+        <w:pStyle w:val="oancuaDanhsach"/>
         <w:numPr>
           <w:ilvl w:val="0"/>
           <w:numId w:val="6"/>
@@ -3880,7 +3880,7 @@
     </w:p>
     <w:p>
       <w:pPr>
-        <w:pStyle w:val="ListParagraph"/>
+        <w:pStyle w:val="oancuaDanhsach"/>
         <w:tabs>
           <w:tab w:val="left" w:pos="2852"/>
         </w:tabs>
@@ -3894,7 +3894,7 @@
     </w:p>
     <w:p>
       <w:pPr>
-        <w:pStyle w:val="ListParagraph"/>
+        <w:pStyle w:val="oancuaDanhsach"/>
         <w:tabs>
           <w:tab w:val="left" w:pos="2852"/>
         </w:tabs>
@@ -3955,7 +3955,7 @@
     </w:p>
     <w:p>
       <w:pPr>
-        <w:pStyle w:val="ListParagraph"/>
+        <w:pStyle w:val="oancuaDanhsach"/>
         <w:tabs>
           <w:tab w:val="left" w:pos="2852"/>
         </w:tabs>
@@ -3969,7 +3969,7 @@
     </w:p>
     <w:p>
       <w:pPr>
-        <w:pStyle w:val="ListParagraph"/>
+        <w:pStyle w:val="oancuaDanhsach"/>
         <w:tabs>
           <w:tab w:val="left" w:pos="2852"/>
         </w:tabs>
@@ -3995,7 +3995,7 @@
     </w:p>
     <w:p>
       <w:pPr>
-        <w:pStyle w:val="ListParagraph"/>
+        <w:pStyle w:val="oancuaDanhsach"/>
         <w:numPr>
           <w:ilvl w:val="0"/>
           <w:numId w:val="5"/>
@@ -4018,7 +4018,7 @@
     </w:p>
     <w:p>
       <w:pPr>
-        <w:pStyle w:val="ListParagraph"/>
+        <w:pStyle w:val="oancuaDanhsach"/>
         <w:numPr>
           <w:ilvl w:val="0"/>
           <w:numId w:val="5"/>
@@ -4041,7 +4041,7 @@
     </w:p>
     <w:p>
       <w:pPr>
-        <w:pStyle w:val="ListParagraph"/>
+        <w:pStyle w:val="oancuaDanhsach"/>
         <w:numPr>
           <w:ilvl w:val="0"/>
           <w:numId w:val="5"/>
@@ -4064,7 +4064,7 @@
     </w:p>
     <w:p>
       <w:pPr>
-        <w:pStyle w:val="ListParagraph"/>
+        <w:pStyle w:val="oancuaDanhsach"/>
         <w:numPr>
           <w:ilvl w:val="0"/>
           <w:numId w:val="5"/>
@@ -4087,7 +4087,7 @@
     </w:p>
     <w:p>
       <w:pPr>
-        <w:pStyle w:val="ListParagraph"/>
+        <w:pStyle w:val="oancuaDanhsach"/>
         <w:numPr>
           <w:ilvl w:val="0"/>
           <w:numId w:val="5"/>
@@ -4110,7 +4110,7 @@
     </w:p>
     <w:p>
       <w:pPr>
-        <w:pStyle w:val="ListParagraph"/>
+        <w:pStyle w:val="oancuaDanhsach"/>
         <w:numPr>
           <w:ilvl w:val="0"/>
           <w:numId w:val="5"/>
@@ -4167,7 +4167,7 @@
     </w:p>
     <w:p>
       <w:pPr>
-        <w:pStyle w:val="ListParagraph"/>
+        <w:pStyle w:val="oancuaDanhsach"/>
         <w:numPr>
           <w:ilvl w:val="0"/>
           <w:numId w:val="5"/>
@@ -4222,7 +4222,7 @@
     </w:p>
     <w:p>
       <w:pPr>
-        <w:pStyle w:val="ListParagraph"/>
+        <w:pStyle w:val="oancuaDanhsach"/>
         <w:numPr>
           <w:ilvl w:val="0"/>
           <w:numId w:val="5"/>
@@ -4264,7 +4264,7 @@
     </w:p>
     <w:p>
       <w:pPr>
-        <w:pStyle w:val="ListParagraph"/>
+        <w:pStyle w:val="oancuaDanhsach"/>
         <w:numPr>
           <w:ilvl w:val="0"/>
           <w:numId w:val="7"/>
@@ -4292,7 +4292,7 @@
     </w:p>
     <w:p>
       <w:pPr>
-        <w:pStyle w:val="ListParagraph"/>
+        <w:pStyle w:val="oancuaDanhsach"/>
         <w:numPr>
           <w:ilvl w:val="1"/>
           <w:numId w:val="8"/>
@@ -4319,7 +4319,7 @@
     </w:p>
     <w:tbl>
       <w:tblPr>
-        <w:tblStyle w:val="TableGrid"/>
+        <w:tblStyle w:val="LiBang"/>
         <w:tblW w:w="0" w:type="auto"/>
         <w:tblInd w:w="1080" w:type="dxa"/>
         <w:tblBorders>
@@ -4344,7 +4344,7 @@
           </w:tcPr>
           <w:p>
             <w:pPr>
-              <w:pStyle w:val="ListParagraph"/>
+              <w:pStyle w:val="oancuaDanhsach"/>
               <w:ind w:left="0"/>
               <w:rPr>
                 <w:rFonts w:ascii="Times New Roman" w:hAnsi="Times New Roman" w:cs="Times New Roman"/>
@@ -4488,7 +4488,7 @@
           </w:tcPr>
           <w:p>
             <w:pPr>
-              <w:pStyle w:val="ListParagraph"/>
+              <w:pStyle w:val="oancuaDanhsach"/>
               <w:ind w:left="0"/>
               <w:rPr>
                 <w:rFonts w:ascii="Times New Roman" w:hAnsi="Times New Roman" w:cs="Times New Roman"/>
@@ -4520,7 +4520,7 @@
           </w:tcPr>
           <w:p>
             <w:pPr>
-              <w:pStyle w:val="ListParagraph"/>
+              <w:pStyle w:val="oancuaDanhsach"/>
               <w:ind w:left="0"/>
               <w:rPr>
                 <w:rFonts w:ascii="Times New Roman" w:hAnsi="Times New Roman" w:cs="Times New Roman"/>
@@ -4555,7 +4555,7 @@
           </w:tcPr>
           <w:p>
             <w:pPr>
-              <w:pStyle w:val="ListParagraph"/>
+              <w:pStyle w:val="oancuaDanhsach"/>
               <w:ind w:left="0"/>
               <w:rPr>
                 <w:rFonts w:ascii="Times New Roman" w:hAnsi="Times New Roman" w:cs="Times New Roman"/>
@@ -4572,7 +4572,7 @@
           </w:tcPr>
           <w:p>
             <w:pPr>
-              <w:pStyle w:val="ListParagraph"/>
+              <w:pStyle w:val="oancuaDanhsach"/>
               <w:ind w:left="0"/>
               <w:jc w:val="center"/>
               <w:rPr>
@@ -4631,7 +4631,7 @@
           </w:tcPr>
           <w:p>
             <w:pPr>
-              <w:pStyle w:val="ListParagraph"/>
+              <w:pStyle w:val="oancuaDanhsach"/>
               <w:ind w:left="0"/>
               <w:rPr>
                 <w:rFonts w:ascii="Times New Roman" w:hAnsi="Times New Roman" w:cs="Times New Roman"/>
@@ -4647,7 +4647,7 @@
           </w:tcPr>
           <w:p>
             <w:pPr>
-              <w:pStyle w:val="ListParagraph"/>
+              <w:pStyle w:val="oancuaDanhsach"/>
               <w:ind w:left="0"/>
               <w:rPr>
                 <w:rFonts w:ascii="Times New Roman" w:hAnsi="Times New Roman" w:cs="Times New Roman"/>
@@ -4660,7 +4660,7 @@
     </w:tbl>
     <w:p>
       <w:pPr>
-        <w:pStyle w:val="ListParagraph"/>
+        <w:pStyle w:val="oancuaDanhsach"/>
         <w:ind w:left="1080"/>
         <w:rPr>
           <w:rFonts w:ascii="Times New Roman" w:hAnsi="Times New Roman" w:cs="Times New Roman"/>
@@ -4670,7 +4670,7 @@
     </w:p>
     <w:p>
       <w:pPr>
-        <w:pStyle w:val="ListParagraph"/>
+        <w:pStyle w:val="oancuaDanhsach"/>
         <w:ind w:left="1080"/>
         <w:rPr>
           <w:rFonts w:ascii="Times New Roman" w:hAnsi="Times New Roman" w:cs="Times New Roman"/>
@@ -4735,7 +4735,7 @@
     </w:p>
     <w:p>
       <w:pPr>
-        <w:pStyle w:val="ListParagraph"/>
+        <w:pStyle w:val="oancuaDanhsach"/>
         <w:numPr>
           <w:ilvl w:val="0"/>
           <w:numId w:val="2"/>
@@ -4764,7 +4764,7 @@
     </w:p>
     <w:p>
       <w:pPr>
-        <w:pStyle w:val="ListParagraph"/>
+        <w:pStyle w:val="oancuaDanhsach"/>
         <w:numPr>
           <w:ilvl w:val="0"/>
           <w:numId w:val="2"/>
@@ -4793,7 +4793,7 @@
     </w:p>
     <w:p>
       <w:pPr>
-        <w:pStyle w:val="ListParagraph"/>
+        <w:pStyle w:val="oancuaDanhsach"/>
         <w:numPr>
           <w:ilvl w:val="0"/>
           <w:numId w:val="2"/>
@@ -4822,7 +4822,7 @@
     </w:p>
     <w:p>
       <w:pPr>
-        <w:pStyle w:val="ListParagraph"/>
+        <w:pStyle w:val="oancuaDanhsach"/>
         <w:ind w:left="1080"/>
         <w:rPr>
           <w:rFonts w:ascii="Times New Roman" w:hAnsi="Times New Roman" w:cs="Times New Roman"/>
@@ -4859,7 +4859,7 @@
     </w:p>
     <w:p>
       <w:pPr>
-        <w:pStyle w:val="ListParagraph"/>
+        <w:pStyle w:val="oancuaDanhsach"/>
         <w:ind w:left="1080"/>
         <w:rPr>
           <w:rFonts w:ascii="Times New Roman" w:hAnsi="Times New Roman" w:cs="Times New Roman"/>
@@ -4892,7 +4892,7 @@
     </w:p>
     <w:p>
       <w:pPr>
-        <w:pStyle w:val="ListParagraph"/>
+        <w:pStyle w:val="oancuaDanhsach"/>
         <w:numPr>
           <w:ilvl w:val="0"/>
           <w:numId w:val="2"/>
@@ -4932,7 +4932,7 @@
     </w:p>
     <w:p>
       <w:pPr>
-        <w:pStyle w:val="ListParagraph"/>
+        <w:pStyle w:val="oancuaDanhsach"/>
         <w:numPr>
           <w:ilvl w:val="0"/>
           <w:numId w:val="2"/>
@@ -4951,16 +4951,7 @@
           <w:bCs/>
           <w:lang w:val="en-US"/>
         </w:rPr>
-        <w:t xml:space="preserve">Export to Cad(MVA) </w:t>
-      </w:r>
-      <w:r>
-        <w:rPr>
-          <w:rFonts w:ascii="Times New Roman" w:hAnsi="Times New Roman" w:cs="Times New Roman"/>
-          <w:b/>
-          <w:bCs/>
-          <w:lang w:val="en-US"/>
-        </w:rPr>
-        <w:t xml:space="preserve">: </w:t>
+        <w:t xml:space="preserve">Export to Cad(MVA) : </w:t>
       </w:r>
       <w:r>
         <w:rPr>
@@ -4988,7 +4979,7 @@
     </w:p>
     <w:p>
       <w:pPr>
-        <w:pStyle w:val="ListParagraph"/>
+        <w:pStyle w:val="oancuaDanhsach"/>
         <w:numPr>
           <w:ilvl w:val="0"/>
           <w:numId w:val="2"/>
@@ -5037,7 +5028,7 @@
     </w:p>
     <w:p>
       <w:pPr>
-        <w:pStyle w:val="ListParagraph"/>
+        <w:pStyle w:val="oancuaDanhsach"/>
         <w:numPr>
           <w:ilvl w:val="0"/>
           <w:numId w:val="2"/>
@@ -5089,7 +5080,7 @@
     </w:p>
     <w:p>
       <w:pPr>
-        <w:pStyle w:val="ListParagraph"/>
+        <w:pStyle w:val="oancuaDanhsach"/>
         <w:numPr>
           <w:ilvl w:val="0"/>
           <w:numId w:val="2"/>
@@ -5118,7 +5109,7 @@
     </w:p>
     <w:p>
       <w:pPr>
-        <w:pStyle w:val="ListParagraph"/>
+        <w:pStyle w:val="oancuaDanhsach"/>
         <w:ind w:left="1080"/>
         <w:rPr>
           <w:rFonts w:ascii="Times New Roman" w:hAnsi="Times New Roman" w:cs="Times New Roman"/>
@@ -5128,7 +5119,7 @@
     </w:p>
     <w:p>
       <w:pPr>
-        <w:pStyle w:val="ListParagraph"/>
+        <w:pStyle w:val="oancuaDanhsach"/>
         <w:numPr>
           <w:ilvl w:val="1"/>
           <w:numId w:val="8"/>
@@ -5155,21 +5146,13 @@
     </w:p>
     <w:p>
       <w:pPr>
-        <w:ind w:left="1080"/>
         <w:jc w:val="center"/>
-        <w:outlineLvl w:val="1"/>
-        <w:rPr>
-          <w:rFonts w:ascii="Times New Roman" w:hAnsi="Times New Roman" w:cs="Times New Roman"/>
-          <w:b/>
-          <w:bCs/>
-          <w:lang w:val="en-US"/>
-        </w:rPr>
-      </w:pPr>
-      <w:r>
-        <w:rPr>
-          <w:rFonts w:ascii="Times New Roman" w:hAnsi="Times New Roman" w:cs="Times New Roman"/>
-          <w:b/>
-          <w:bCs/>
+        <w:rPr>
+          <w:lang w:val="en-US"/>
+        </w:rPr>
+      </w:pPr>
+      <w:r>
+        <w:rPr>
           <w:lang w:val="en-US"/>
         </w:rPr>
         <w:drawing>
@@ -5211,7 +5194,7 @@
     </w:p>
     <w:p>
       <w:pPr>
-        <w:pStyle w:val="ListParagraph"/>
+        <w:pStyle w:val="oancuaDanhsach"/>
         <w:ind w:left="1080"/>
         <w:rPr>
           <w:rFonts w:ascii="Times New Roman" w:hAnsi="Times New Roman" w:cs="Times New Roman"/>
@@ -5242,7 +5225,7 @@
     </w:p>
     <w:p>
       <w:pPr>
-        <w:pStyle w:val="ListParagraph"/>
+        <w:pStyle w:val="oancuaDanhsach"/>
         <w:numPr>
           <w:ilvl w:val="0"/>
           <w:numId w:val="2"/>
@@ -5269,7 +5252,7 @@
     </w:p>
     <w:p>
       <w:pPr>
-        <w:pStyle w:val="ListParagraph"/>
+        <w:pStyle w:val="oancuaDanhsach"/>
         <w:numPr>
           <w:ilvl w:val="0"/>
           <w:numId w:val="2"/>
@@ -5296,7 +5279,7 @@
     </w:p>
     <w:p>
       <w:pPr>
-        <w:pStyle w:val="ListParagraph"/>
+        <w:pStyle w:val="oancuaDanhsach"/>
         <w:numPr>
           <w:ilvl w:val="0"/>
           <w:numId w:val="2"/>
@@ -5323,7 +5306,7 @@
     </w:p>
     <w:p>
       <w:pPr>
-        <w:pStyle w:val="ListParagraph"/>
+        <w:pStyle w:val="oancuaDanhsach"/>
         <w:numPr>
           <w:ilvl w:val="0"/>
           <w:numId w:val="2"/>
@@ -5350,7 +5333,7 @@
     </w:p>
     <w:p>
       <w:pPr>
-        <w:pStyle w:val="ListParagraph"/>
+        <w:pStyle w:val="oancuaDanhsach"/>
         <w:numPr>
           <w:ilvl w:val="0"/>
           <w:numId w:val="2"/>
@@ -5378,7 +5361,7 @@
     </w:p>
     <w:p>
       <w:pPr>
-        <w:pStyle w:val="ListParagraph"/>
+        <w:pStyle w:val="oancuaDanhsach"/>
         <w:numPr>
           <w:ilvl w:val="0"/>
           <w:numId w:val="2"/>
@@ -5405,7 +5388,7 @@
     </w:p>
     <w:p>
       <w:pPr>
-        <w:pStyle w:val="ListParagraph"/>
+        <w:pStyle w:val="oancuaDanhsach"/>
         <w:ind w:left="1080"/>
         <w:rPr>
           <w:rFonts w:ascii="Times New Roman" w:hAnsi="Times New Roman" w:cs="Times New Roman"/>
@@ -5426,7 +5409,7 @@
     </w:p>
     <w:p>
       <w:pPr>
-        <w:pStyle w:val="ListParagraph"/>
+        <w:pStyle w:val="oancuaDanhsach"/>
         <w:ind w:left="1080"/>
         <w:jc w:val="center"/>
         <w:rPr>
@@ -5478,7 +5461,7 @@
     </w:p>
     <w:p>
       <w:pPr>
-        <w:pStyle w:val="ListParagraph"/>
+        <w:pStyle w:val="oancuaDanhsach"/>
         <w:ind w:left="1080"/>
         <w:rPr>
           <w:rFonts w:ascii="Times New Roman" w:hAnsi="Times New Roman" w:cs="Times New Roman"/>
@@ -5504,7 +5487,7 @@
     </w:p>
     <w:p>
       <w:pPr>
-        <w:pStyle w:val="ListParagraph"/>
+        <w:pStyle w:val="oancuaDanhsach"/>
         <w:ind w:left="1080"/>
         <w:jc w:val="center"/>
         <w:rPr>
@@ -5556,7 +5539,7 @@
     </w:p>
     <w:p>
       <w:pPr>
-        <w:pStyle w:val="ListParagraph"/>
+        <w:pStyle w:val="oancuaDanhsach"/>
         <w:ind w:left="1080"/>
         <w:rPr>
           <w:rFonts w:ascii="Times New Roman" w:hAnsi="Times New Roman" w:cs="Times New Roman"/>
@@ -5596,7 +5579,7 @@
     </w:p>
     <w:p>
       <w:pPr>
-        <w:pStyle w:val="ListParagraph"/>
+        <w:pStyle w:val="oancuaDanhsach"/>
         <w:ind w:left="1080"/>
         <w:jc w:val="center"/>
         <w:rPr>
@@ -5648,7 +5631,7 @@
     </w:p>
     <w:p>
       <w:pPr>
-        <w:pStyle w:val="ListParagraph"/>
+        <w:pStyle w:val="oancuaDanhsach"/>
         <w:ind w:left="1080"/>
         <w:rPr>
           <w:rFonts w:ascii="Times New Roman" w:hAnsi="Times New Roman" w:cs="Times New Roman"/>
@@ -5681,7 +5664,7 @@
     </w:p>
     <w:p>
       <w:pPr>
-        <w:pStyle w:val="ListParagraph"/>
+        <w:pStyle w:val="oancuaDanhsach"/>
         <w:ind w:left="1080"/>
         <w:rPr>
           <w:rFonts w:ascii="Times New Roman" w:hAnsi="Times New Roman" w:cs="Times New Roman"/>
@@ -5691,7 +5674,7 @@
     </w:p>
     <w:p>
       <w:pPr>
-        <w:pStyle w:val="ListParagraph"/>
+        <w:pStyle w:val="oancuaDanhsach"/>
         <w:numPr>
           <w:ilvl w:val="1"/>
           <w:numId w:val="8"/>
@@ -5718,7 +5701,7 @@
     </w:p>
     <w:p>
       <w:pPr>
-        <w:pStyle w:val="ListParagraph"/>
+        <w:pStyle w:val="oancuaDanhsach"/>
         <w:ind w:left="1080"/>
         <w:jc w:val="center"/>
         <w:rPr>
@@ -5770,7 +5753,7 @@
     </w:p>
     <w:p>
       <w:pPr>
-        <w:pStyle w:val="ListParagraph"/>
+        <w:pStyle w:val="oancuaDanhsach"/>
         <w:numPr>
           <w:ilvl w:val="0"/>
           <w:numId w:val="2"/>
@@ -5799,7 +5782,7 @@
     </w:p>
     <w:p>
       <w:pPr>
-        <w:pStyle w:val="ListParagraph"/>
+        <w:pStyle w:val="oancuaDanhsach"/>
         <w:numPr>
           <w:ilvl w:val="0"/>
           <w:numId w:val="2"/>
@@ -5835,7 +5818,7 @@
     </w:p>
     <w:p>
       <w:pPr>
-        <w:pStyle w:val="ListParagraph"/>
+        <w:pStyle w:val="oancuaDanhsach"/>
         <w:numPr>
           <w:ilvl w:val="1"/>
           <w:numId w:val="8"/>
@@ -5862,7 +5845,7 @@
     </w:p>
     <w:p>
       <w:pPr>
-        <w:pStyle w:val="ListParagraph"/>
+        <w:pStyle w:val="oancuaDanhsach"/>
         <w:ind w:left="1080"/>
         <w:jc w:val="center"/>
         <w:rPr>
@@ -5914,7 +5897,7 @@
     </w:p>
     <w:p>
       <w:pPr>
-        <w:pStyle w:val="ListParagraph"/>
+        <w:pStyle w:val="oancuaDanhsach"/>
         <w:numPr>
           <w:ilvl w:val="0"/>
           <w:numId w:val="2"/>
@@ -5971,7 +5954,7 @@
     </w:p>
     <w:p>
       <w:pPr>
-        <w:pStyle w:val="ListParagraph"/>
+        <w:pStyle w:val="oancuaDanhsach"/>
         <w:numPr>
           <w:ilvl w:val="0"/>
           <w:numId w:val="2"/>
@@ -6000,7 +5983,7 @@
     </w:p>
     <w:p>
       <w:pPr>
-        <w:pStyle w:val="ListParagraph"/>
+        <w:pStyle w:val="oancuaDanhsach"/>
         <w:numPr>
           <w:ilvl w:val="1"/>
           <w:numId w:val="8"/>
@@ -6043,7 +6026,7 @@
     </w:p>
     <w:p>
       <w:pPr>
-        <w:pStyle w:val="ListParagraph"/>
+        <w:pStyle w:val="oancuaDanhsach"/>
         <w:numPr>
           <w:ilvl w:val="0"/>
           <w:numId w:val="2"/>
@@ -6063,7 +6046,7 @@
     </w:p>
     <w:p>
       <w:pPr>
-        <w:pStyle w:val="ListParagraph"/>
+        <w:pStyle w:val="oancuaDanhsach"/>
         <w:numPr>
           <w:ilvl w:val="0"/>
           <w:numId w:val="2"/>
@@ -6083,7 +6066,7 @@
     </w:p>
     <w:p>
       <w:pPr>
-        <w:pStyle w:val="ListParagraph"/>
+        <w:pStyle w:val="oancuaDanhsach"/>
         <w:numPr>
           <w:ilvl w:val="0"/>
           <w:numId w:val="2"/>
@@ -6103,7 +6086,7 @@
     </w:p>
     <w:p>
       <w:pPr>
-        <w:pStyle w:val="ListParagraph"/>
+        <w:pStyle w:val="oancuaDanhsach"/>
         <w:numPr>
           <w:ilvl w:val="0"/>
           <w:numId w:val="2"/>
@@ -6123,7 +6106,7 @@
     </w:p>
     <w:p>
       <w:pPr>
-        <w:pStyle w:val="ListParagraph"/>
+        <w:pStyle w:val="oancuaDanhsach"/>
         <w:numPr>
           <w:ilvl w:val="0"/>
           <w:numId w:val="2"/>
@@ -6144,7 +6127,7 @@
     </w:p>
     <w:p>
       <w:pPr>
-        <w:pStyle w:val="ListParagraph"/>
+        <w:pStyle w:val="oancuaDanhsach"/>
         <w:numPr>
           <w:ilvl w:val="0"/>
           <w:numId w:val="2"/>
@@ -6164,7 +6147,7 @@
     </w:p>
     <w:p>
       <w:pPr>
-        <w:pStyle w:val="ListParagraph"/>
+        <w:pStyle w:val="oancuaDanhsach"/>
         <w:numPr>
           <w:ilvl w:val="0"/>
           <w:numId w:val="2"/>
@@ -6184,7 +6167,7 @@
     </w:p>
     <w:p>
       <w:pPr>
-        <w:pStyle w:val="ListParagraph"/>
+        <w:pStyle w:val="oancuaDanhsach"/>
         <w:numPr>
           <w:ilvl w:val="0"/>
           <w:numId w:val="2"/>
@@ -6204,7 +6187,7 @@
     </w:p>
     <w:p>
       <w:pPr>
-        <w:pStyle w:val="ListParagraph"/>
+        <w:pStyle w:val="oancuaDanhsach"/>
         <w:numPr>
           <w:ilvl w:val="0"/>
           <w:numId w:val="2"/>
@@ -6224,7 +6207,7 @@
     </w:p>
     <w:p>
       <w:pPr>
-        <w:pStyle w:val="ListParagraph"/>
+        <w:pStyle w:val="oancuaDanhsach"/>
         <w:numPr>
           <w:ilvl w:val="0"/>
           <w:numId w:val="2"/>
@@ -6244,7 +6227,7 @@
     </w:p>
     <w:p>
       <w:pPr>
-        <w:pStyle w:val="ListParagraph"/>
+        <w:pStyle w:val="oancuaDanhsach"/>
         <w:numPr>
           <w:ilvl w:val="0"/>
           <w:numId w:val="2"/>
@@ -6264,7 +6247,7 @@
     </w:p>
     <w:p>
       <w:pPr>
-        <w:pStyle w:val="ListParagraph"/>
+        <w:pStyle w:val="oancuaDanhsach"/>
         <w:numPr>
           <w:ilvl w:val="0"/>
           <w:numId w:val="2"/>
@@ -6284,7 +6267,7 @@
     </w:p>
     <w:p>
       <w:pPr>
-        <w:pStyle w:val="ListParagraph"/>
+        <w:pStyle w:val="oancuaDanhsach"/>
         <w:numPr>
           <w:ilvl w:val="0"/>
           <w:numId w:val="2"/>
@@ -6304,7 +6287,7 @@
     </w:p>
     <w:p>
       <w:pPr>
-        <w:pStyle w:val="ListParagraph"/>
+        <w:pStyle w:val="oancuaDanhsach"/>
         <w:numPr>
           <w:ilvl w:val="0"/>
           <w:numId w:val="2"/>
@@ -6324,7 +6307,7 @@
     </w:p>
     <w:p>
       <w:pPr>
-        <w:pStyle w:val="ListParagraph"/>
+        <w:pStyle w:val="oancuaDanhsach"/>
         <w:numPr>
           <w:ilvl w:val="0"/>
           <w:numId w:val="2"/>
@@ -6379,7 +6362,7 @@
     </w:p>
     <w:p>
       <w:pPr>
-        <w:pStyle w:val="ListParagraph"/>
+        <w:pStyle w:val="oancuaDanhsach"/>
         <w:ind w:left="1440"/>
         <w:rPr>
           <w:rFonts w:ascii="Times New Roman" w:hAnsi="Times New Roman" w:cs="Times New Roman"/>
@@ -6389,7 +6372,7 @@
     </w:p>
     <w:tbl>
       <w:tblPr>
-        <w:tblStyle w:val="TableGrid"/>
+        <w:tblStyle w:val="LiBang"/>
         <w:tblW w:w="0" w:type="auto"/>
         <w:tblInd w:w="1080" w:type="dxa"/>
         <w:tblBorders>
@@ -6417,7 +6400,7 @@
           </w:tcPr>
           <w:p>
             <w:pPr>
-              <w:pStyle w:val="ListParagraph"/>
+              <w:pStyle w:val="oancuaDanhsach"/>
               <w:ind w:left="0"/>
               <w:jc w:val="center"/>
               <w:rPr>
@@ -6474,7 +6457,7 @@
           </w:tcPr>
           <w:p>
             <w:pPr>
-              <w:pStyle w:val="ListParagraph"/>
+              <w:pStyle w:val="oancuaDanhsach"/>
               <w:ind w:left="0"/>
               <w:rPr>
                 <w:rFonts w:ascii="Times New Roman" w:hAnsi="Times New Roman" w:cs="Times New Roman"/>
@@ -6559,7 +6542,7 @@
           </w:tcPr>
           <w:p>
             <w:pPr>
-              <w:pStyle w:val="ListParagraph"/>
+              <w:pStyle w:val="oancuaDanhsach"/>
               <w:ind w:left="0"/>
               <w:rPr>
                 <w:rFonts w:ascii="Times New Roman" w:hAnsi="Times New Roman" w:cs="Times New Roman"/>
@@ -6619,7 +6602,7 @@
           </w:tcPr>
           <w:p>
             <w:pPr>
-              <w:pStyle w:val="ListParagraph"/>
+              <w:pStyle w:val="oancuaDanhsach"/>
               <w:ind w:left="0"/>
               <w:jc w:val="center"/>
               <w:rPr>
@@ -6635,7 +6618,7 @@
           </w:tcPr>
           <w:p>
             <w:pPr>
-              <w:pStyle w:val="ListParagraph"/>
+              <w:pStyle w:val="oancuaDanhsach"/>
               <w:ind w:left="0"/>
               <w:rPr>
                 <w:rFonts w:ascii="Times New Roman" w:hAnsi="Times New Roman" w:cs="Times New Roman"/>
@@ -6650,7 +6633,7 @@
           </w:tcPr>
           <w:p>
             <w:pPr>
-              <w:pStyle w:val="ListParagraph"/>
+              <w:pStyle w:val="oancuaDanhsach"/>
               <w:ind w:left="0"/>
               <w:rPr>
                 <w:rFonts w:ascii="Times New Roman" w:hAnsi="Times New Roman" w:cs="Times New Roman"/>
@@ -6668,7 +6651,7 @@
           </w:tcPr>
           <w:p>
             <w:pPr>
-              <w:pStyle w:val="ListParagraph"/>
+              <w:pStyle w:val="oancuaDanhsach"/>
               <w:ind w:left="0"/>
               <w:rPr>
                 <w:rFonts w:ascii="Times New Roman" w:hAnsi="Times New Roman" w:cs="Times New Roman"/>
@@ -6683,7 +6666,7 @@
           </w:tcPr>
           <w:p>
             <w:pPr>
-              <w:pStyle w:val="ListParagraph"/>
+              <w:pStyle w:val="oancuaDanhsach"/>
               <w:ind w:left="0"/>
               <w:rPr>
                 <w:rFonts w:ascii="Times New Roman" w:hAnsi="Times New Roman" w:cs="Times New Roman"/>
@@ -6844,7 +6827,7 @@
           </w:tcPr>
           <w:p>
             <w:pPr>
-              <w:pStyle w:val="ListParagraph"/>
+              <w:pStyle w:val="oancuaDanhsach"/>
               <w:ind w:left="0"/>
               <w:rPr>
                 <w:rFonts w:ascii="Times New Roman" w:hAnsi="Times New Roman" w:cs="Times New Roman"/>
@@ -6903,7 +6886,7 @@
           </w:tcPr>
           <w:p>
             <w:pPr>
-              <w:pStyle w:val="ListParagraph"/>
+              <w:pStyle w:val="oancuaDanhsach"/>
               <w:ind w:left="0"/>
               <w:rPr>
                 <w:rFonts w:ascii="Times New Roman" w:hAnsi="Times New Roman" w:cs="Times New Roman"/>
@@ -6918,7 +6901,7 @@
           </w:tcPr>
           <w:p>
             <w:pPr>
-              <w:pStyle w:val="ListParagraph"/>
+              <w:pStyle w:val="oancuaDanhsach"/>
               <w:ind w:left="0"/>
               <w:rPr>
                 <w:rFonts w:ascii="Times New Roman" w:hAnsi="Times New Roman" w:cs="Times New Roman"/>
@@ -6933,7 +6916,7 @@
           </w:tcPr>
           <w:p>
             <w:pPr>
-              <w:pStyle w:val="ListParagraph"/>
+              <w:pStyle w:val="oancuaDanhsach"/>
               <w:ind w:left="0"/>
               <w:rPr>
                 <w:rFonts w:ascii="Times New Roman" w:hAnsi="Times New Roman" w:cs="Times New Roman"/>
@@ -6951,7 +6934,7 @@
           </w:tcPr>
           <w:p>
             <w:pPr>
-              <w:pStyle w:val="ListParagraph"/>
+              <w:pStyle w:val="oancuaDanhsach"/>
               <w:ind w:left="0"/>
               <w:rPr>
                 <w:rFonts w:ascii="Times New Roman" w:hAnsi="Times New Roman" w:cs="Times New Roman"/>
@@ -6966,7 +6949,7 @@
           </w:tcPr>
           <w:p>
             <w:pPr>
-              <w:pStyle w:val="ListParagraph"/>
+              <w:pStyle w:val="oancuaDanhsach"/>
               <w:ind w:left="0"/>
               <w:rPr>
                 <w:rFonts w:ascii="Times New Roman" w:hAnsi="Times New Roman" w:cs="Times New Roman"/>
@@ -6981,7 +6964,7 @@
           </w:tcPr>
           <w:p>
             <w:pPr>
-              <w:pStyle w:val="ListParagraph"/>
+              <w:pStyle w:val="oancuaDanhsach"/>
               <w:ind w:left="0"/>
               <w:rPr>
                 <w:rFonts w:ascii="Times New Roman" w:hAnsi="Times New Roman" w:cs="Times New Roman"/>
@@ -7043,7 +7026,7 @@
     </w:p>
     <w:p>
       <w:pPr>
-        <w:pStyle w:val="ListParagraph"/>
+        <w:pStyle w:val="oancuaDanhsach"/>
         <w:ind w:left="1080"/>
         <w:rPr>
           <w:rFonts w:ascii="Times New Roman" w:hAnsi="Times New Roman" w:cs="Times New Roman"/>
@@ -7053,7 +7036,7 @@
     </w:p>
     <w:p>
       <w:pPr>
-        <w:pStyle w:val="ListParagraph"/>
+        <w:pStyle w:val="oancuaDanhsach"/>
         <w:numPr>
           <w:ilvl w:val="1"/>
           <w:numId w:val="8"/>
@@ -7080,7 +7063,7 @@
     </w:p>
     <w:p>
       <w:pPr>
-        <w:pStyle w:val="ListParagraph"/>
+        <w:pStyle w:val="oancuaDanhsach"/>
         <w:ind w:left="1080"/>
         <w:rPr>
           <w:rFonts w:ascii="Times New Roman" w:hAnsi="Times New Roman" w:cs="Times New Roman"/>
@@ -7092,7 +7075,7 @@
     </w:p>
     <w:p>
       <w:pPr>
-        <w:pStyle w:val="ListParagraph"/>
+        <w:pStyle w:val="oancuaDanhsach"/>
         <w:ind w:left="1080"/>
         <w:jc w:val="center"/>
         <w:rPr>
@@ -7144,7 +7127,7 @@
     </w:p>
     <w:p>
       <w:pPr>
-        <w:pStyle w:val="ListParagraph"/>
+        <w:pStyle w:val="oancuaDanhsach"/>
         <w:ind w:left="1080"/>
         <w:rPr>
           <w:rFonts w:ascii="Times New Roman" w:hAnsi="Times New Roman" w:cs="Times New Roman"/>
@@ -7170,7 +7153,7 @@
     </w:p>
     <w:p>
       <w:pPr>
-        <w:pStyle w:val="ListParagraph"/>
+        <w:pStyle w:val="oancuaDanhsach"/>
         <w:ind w:left="1080"/>
         <w:rPr>
           <w:rFonts w:ascii="Times New Roman" w:hAnsi="Times New Roman" w:cs="Times New Roman"/>
@@ -7180,7 +7163,7 @@
     </w:p>
     <w:p>
       <w:pPr>
-        <w:pStyle w:val="ListParagraph"/>
+        <w:pStyle w:val="oancuaDanhsach"/>
         <w:ind w:left="1080"/>
         <w:jc w:val="center"/>
         <w:rPr>
@@ -7233,7 +7216,7 @@
     </w:p>
     <w:p>
       <w:pPr>
-        <w:pStyle w:val="ListParagraph"/>
+        <w:pStyle w:val="oancuaDanhsach"/>
         <w:numPr>
           <w:ilvl w:val="0"/>
           <w:numId w:val="7"/>
@@ -7260,7 +7243,7 @@
     </w:p>
     <w:p>
       <w:pPr>
-        <w:pStyle w:val="ListParagraph"/>
+        <w:pStyle w:val="oancuaDanhsach"/>
         <w:numPr>
           <w:ilvl w:val="1"/>
           <w:numId w:val="9"/>
@@ -7287,7 +7270,7 @@
     </w:p>
     <w:p>
       <w:pPr>
-        <w:pStyle w:val="ListParagraph"/>
+        <w:pStyle w:val="oancuaDanhsach"/>
         <w:ind w:left="1080"/>
         <w:rPr>
           <w:rFonts w:ascii="Times New Roman" w:hAnsi="Times New Roman" w:cs="Times New Roman"/>
@@ -7350,7 +7333,7 @@
     </w:p>
     <w:p>
       <w:pPr>
-        <w:pStyle w:val="ListParagraph"/>
+        <w:pStyle w:val="oancuaDanhsach"/>
         <w:ind w:left="1080"/>
         <w:jc w:val="center"/>
         <w:rPr>
@@ -7406,7 +7389,7 @@
     </w:p>
     <w:p>
       <w:pPr>
-        <w:pStyle w:val="ListParagraph"/>
+        <w:pStyle w:val="oancuaDanhsach"/>
         <w:ind w:left="1080"/>
         <w:rPr>
           <w:rFonts w:ascii="Times New Roman" w:hAnsi="Times New Roman" w:cs="Times New Roman"/>
@@ -7455,7 +7438,7 @@
     </w:p>
     <w:p>
       <w:pPr>
-        <w:pStyle w:val="ListParagraph"/>
+        <w:pStyle w:val="oancuaDanhsach"/>
         <w:ind w:left="1080"/>
         <w:rPr>
           <w:rFonts w:ascii="Times New Roman" w:hAnsi="Times New Roman" w:cs="Times New Roman"/>
@@ -7490,7 +7473,7 @@
     </w:p>
     <w:p>
       <w:pPr>
-        <w:pStyle w:val="ListParagraph"/>
+        <w:pStyle w:val="oancuaDanhsach"/>
         <w:ind w:left="1080"/>
         <w:rPr>
           <w:rFonts w:ascii="Times New Roman" w:hAnsi="Times New Roman" w:cs="Times New Roman"/>
@@ -7525,7 +7508,7 @@
     </w:p>
     <w:p>
       <w:pPr>
-        <w:pStyle w:val="ListParagraph"/>
+        <w:pStyle w:val="oancuaDanhsach"/>
         <w:ind w:left="1080"/>
         <w:jc w:val="center"/>
         <w:rPr>
@@ -7581,7 +7564,7 @@
     </w:p>
     <w:p>
       <w:pPr>
-        <w:pStyle w:val="ListParagraph"/>
+        <w:pStyle w:val="oancuaDanhsach"/>
         <w:ind w:left="1080"/>
         <w:rPr>
           <w:rFonts w:ascii="Times New Roman" w:hAnsi="Times New Roman" w:cs="Times New Roman"/>
@@ -7593,7 +7576,7 @@
     </w:p>
     <w:p>
       <w:pPr>
-        <w:pStyle w:val="ListParagraph"/>
+        <w:pStyle w:val="oancuaDanhsach"/>
         <w:numPr>
           <w:ilvl w:val="1"/>
           <w:numId w:val="9"/>
@@ -7620,7 +7603,7 @@
     </w:p>
     <w:p>
       <w:pPr>
-        <w:pStyle w:val="ListParagraph"/>
+        <w:pStyle w:val="oancuaDanhsach"/>
         <w:ind w:left="1080"/>
         <w:rPr>
           <w:rFonts w:ascii="Times New Roman" w:hAnsi="Times New Roman" w:cs="Times New Roman"/>
@@ -7691,7 +7674,7 @@
     </w:p>
     <w:p>
       <w:pPr>
-        <w:pStyle w:val="ListParagraph"/>
+        <w:pStyle w:val="oancuaDanhsach"/>
         <w:ind w:left="1080"/>
         <w:jc w:val="center"/>
         <w:rPr>
@@ -7747,7 +7730,7 @@
     </w:p>
     <w:p>
       <w:pPr>
-        <w:pStyle w:val="ListParagraph"/>
+        <w:pStyle w:val="oancuaDanhsach"/>
         <w:ind w:left="1080"/>
         <w:rPr>
           <w:rFonts w:ascii="Times New Roman" w:hAnsi="Times New Roman" w:cs="Times New Roman"/>
@@ -7780,7 +7763,7 @@
     </w:p>
     <w:p>
       <w:pPr>
-        <w:pStyle w:val="ListParagraph"/>
+        <w:pStyle w:val="oancuaDanhsach"/>
         <w:ind w:left="1080"/>
         <w:rPr>
           <w:rFonts w:ascii="Times New Roman" w:hAnsi="Times New Roman" w:cs="Times New Roman"/>
@@ -7845,7 +7828,7 @@
     </w:p>
     <w:p>
       <w:pPr>
-        <w:pStyle w:val="ListParagraph"/>
+        <w:pStyle w:val="oancuaDanhsach"/>
         <w:ind w:left="1080"/>
         <w:rPr>
           <w:rFonts w:ascii="Times New Roman" w:hAnsi="Times New Roman" w:cs="Times New Roman"/>
@@ -7857,7 +7840,7 @@
     </w:p>
     <w:p>
       <w:pPr>
-        <w:pStyle w:val="ListParagraph"/>
+        <w:pStyle w:val="oancuaDanhsach"/>
         <w:numPr>
           <w:ilvl w:val="1"/>
           <w:numId w:val="9"/>
@@ -7884,7 +7867,7 @@
     </w:p>
     <w:p>
       <w:pPr>
-        <w:pStyle w:val="ListParagraph"/>
+        <w:pStyle w:val="oancuaDanhsach"/>
         <w:ind w:left="1080"/>
         <w:rPr>
           <w:rFonts w:ascii="Times New Roman" w:hAnsi="Times New Roman" w:cs="Times New Roman"/>
@@ -7960,7 +7943,7 @@
     </w:p>
     <w:p>
       <w:pPr>
-        <w:pStyle w:val="ListParagraph"/>
+        <w:pStyle w:val="oancuaDanhsach"/>
         <w:ind w:left="1080"/>
         <w:rPr>
           <w:rFonts w:ascii="Times New Roman" w:hAnsi="Times New Roman" w:cs="Times New Roman"/>
@@ -8012,7 +7995,7 @@
     </w:p>
     <w:p>
       <w:pPr>
-        <w:pStyle w:val="ListParagraph"/>
+        <w:pStyle w:val="oancuaDanhsach"/>
         <w:ind w:left="1080"/>
         <w:jc w:val="center"/>
         <w:rPr>
@@ -8066,7 +8049,7 @@
     </w:p>
     <w:p>
       <w:pPr>
-        <w:pStyle w:val="ListParagraph"/>
+        <w:pStyle w:val="oancuaDanhsach"/>
         <w:ind w:left="1080"/>
         <w:rPr>
           <w:rFonts w:ascii="Times New Roman" w:hAnsi="Times New Roman" w:cs="Times New Roman"/>
@@ -8093,7 +8076,7 @@
     </w:p>
     <w:tbl>
       <w:tblPr>
-        <w:tblStyle w:val="TableGrid"/>
+        <w:tblStyle w:val="LiBang"/>
         <w:tblW w:w="8365" w:type="dxa"/>
         <w:jc w:val="center"/>
         <w:tblBorders>
@@ -8120,7 +8103,7 @@
           </w:tcPr>
           <w:p>
             <w:pPr>
-              <w:pStyle w:val="ListParagraph"/>
+              <w:pStyle w:val="oancuaDanhsach"/>
               <w:ind w:left="0"/>
               <w:rPr>
                 <w:rFonts w:ascii="Times New Roman" w:hAnsi="Times New Roman" w:cs="Times New Roman"/>
@@ -8178,7 +8161,7 @@
           </w:tcPr>
           <w:p>
             <w:pPr>
-              <w:pStyle w:val="ListParagraph"/>
+              <w:pStyle w:val="oancuaDanhsach"/>
               <w:ind w:left="0"/>
               <w:rPr>
                 <w:rFonts w:ascii="Times New Roman" w:hAnsi="Times New Roman" w:cs="Times New Roman"/>
@@ -8241,7 +8224,7 @@
           </w:tcPr>
           <w:p>
             <w:pPr>
-              <w:pStyle w:val="ListParagraph"/>
+              <w:pStyle w:val="oancuaDanhsach"/>
               <w:ind w:left="0"/>
               <w:jc w:val="center"/>
               <w:rPr>
@@ -8274,7 +8257,7 @@
           </w:tcPr>
           <w:p>
             <w:pPr>
-              <w:pStyle w:val="ListParagraph"/>
+              <w:pStyle w:val="oancuaDanhsach"/>
               <w:ind w:left="0"/>
               <w:jc w:val="center"/>
               <w:rPr>
@@ -8305,7 +8288,7 @@
     </w:tbl>
     <w:p>
       <w:pPr>
-        <w:pStyle w:val="ListParagraph"/>
+        <w:pStyle w:val="oancuaDanhsach"/>
         <w:numPr>
           <w:ilvl w:val="1"/>
           <w:numId w:val="9"/>
@@ -8332,7 +8315,7 @@
     </w:p>
     <w:p>
       <w:pPr>
-        <w:pStyle w:val="ListParagraph"/>
+        <w:pStyle w:val="oancuaDanhsach"/>
         <w:ind w:left="1080"/>
         <w:rPr>
           <w:rFonts w:ascii="Times New Roman" w:hAnsi="Times New Roman" w:cs="Times New Roman"/>
@@ -8432,7 +8415,7 @@
     </w:p>
     <w:p>
       <w:pPr>
-        <w:pStyle w:val="ListParagraph"/>
+        <w:pStyle w:val="oancuaDanhsach"/>
         <w:ind w:left="1080"/>
         <w:jc w:val="center"/>
         <w:rPr>
@@ -8486,7 +8469,7 @@
     </w:p>
     <w:p>
       <w:pPr>
-        <w:pStyle w:val="ListParagraph"/>
+        <w:pStyle w:val="oancuaDanhsach"/>
         <w:ind w:left="1080"/>
         <w:rPr>
           <w:rFonts w:ascii="Times New Roman" w:hAnsi="Times New Roman" w:cs="Times New Roman"/>
@@ -8545,7 +8528,7 @@
     </w:p>
     <w:p>
       <w:pPr>
-        <w:pStyle w:val="ListParagraph"/>
+        <w:pStyle w:val="oancuaDanhsach"/>
         <w:ind w:left="1080"/>
         <w:jc w:val="center"/>
         <w:rPr>
@@ -8599,7 +8582,7 @@
     </w:p>
     <w:p>
       <w:pPr>
-        <w:pStyle w:val="ListParagraph"/>
+        <w:pStyle w:val="oancuaDanhsach"/>
         <w:ind w:left="1080"/>
         <w:rPr>
           <w:rFonts w:ascii="Times New Roman" w:hAnsi="Times New Roman" w:cs="Times New Roman"/>
@@ -8634,7 +8617,7 @@
     </w:p>
     <w:p>
       <w:pPr>
-        <w:pStyle w:val="ListParagraph"/>
+        <w:pStyle w:val="oancuaDanhsach"/>
         <w:ind w:left="1080"/>
         <w:jc w:val="center"/>
         <w:rPr>
@@ -8688,7 +8671,7 @@
     </w:p>
     <w:p>
       <w:pPr>
-        <w:pStyle w:val="ListParagraph"/>
+        <w:pStyle w:val="oancuaDanhsach"/>
         <w:ind w:left="1080"/>
         <w:jc w:val="center"/>
         <w:rPr>
@@ -8700,7 +8683,7 @@
     </w:p>
     <w:tbl>
       <w:tblPr>
-        <w:tblStyle w:val="TableGrid"/>
+        <w:tblStyle w:val="LiBang"/>
         <w:tblW w:w="0" w:type="auto"/>
         <w:jc w:val="center"/>
         <w:tblBorders>
@@ -8728,7 +8711,7 @@
           </w:tcPr>
           <w:p>
             <w:pPr>
-              <w:pStyle w:val="ListParagraph"/>
+              <w:pStyle w:val="oancuaDanhsach"/>
               <w:ind w:left="0"/>
               <w:jc w:val="center"/>
               <w:rPr>
@@ -8787,7 +8770,7 @@
           </w:tcPr>
           <w:p>
             <w:pPr>
-              <w:pStyle w:val="ListParagraph"/>
+              <w:pStyle w:val="oancuaDanhsach"/>
               <w:ind w:left="0"/>
               <w:jc w:val="center"/>
               <w:rPr>
@@ -8851,7 +8834,7 @@
           </w:tcPr>
           <w:p>
             <w:pPr>
-              <w:pStyle w:val="ListParagraph"/>
+              <w:pStyle w:val="oancuaDanhsach"/>
               <w:ind w:left="0"/>
               <w:jc w:val="center"/>
               <w:rPr>
@@ -8884,7 +8867,7 @@
           </w:tcPr>
           <w:p>
             <w:pPr>
-              <w:pStyle w:val="ListParagraph"/>
+              <w:pStyle w:val="oancuaDanhsach"/>
               <w:ind w:left="0"/>
               <w:jc w:val="center"/>
               <w:rPr>
@@ -8937,7 +8920,7 @@
           </w:tcPr>
           <w:p>
             <w:pPr>
-              <w:pStyle w:val="ListParagraph"/>
+              <w:pStyle w:val="oancuaDanhsach"/>
               <w:ind w:left="0"/>
               <w:jc w:val="center"/>
               <w:rPr>
@@ -9003,7 +8986,7 @@
           </w:tcPr>
           <w:p>
             <w:pPr>
-              <w:pStyle w:val="ListParagraph"/>
+              <w:pStyle w:val="oancuaDanhsach"/>
               <w:ind w:left="0"/>
               <w:jc w:val="center"/>
               <w:rPr>
@@ -9081,7 +9064,7 @@
           </w:tcPr>
           <w:p>
             <w:pPr>
-              <w:pStyle w:val="ListParagraph"/>
+              <w:pStyle w:val="oancuaDanhsach"/>
               <w:ind w:left="0"/>
               <w:jc w:val="center"/>
               <w:rPr>
@@ -9132,7 +9115,7 @@
           </w:tcPr>
           <w:p>
             <w:pPr>
-              <w:pStyle w:val="ListParagraph"/>
+              <w:pStyle w:val="oancuaDanhsach"/>
               <w:ind w:left="0"/>
               <w:jc w:val="center"/>
               <w:rPr>
@@ -9187,7 +9170,7 @@
     </w:tbl>
     <w:p>
       <w:pPr>
-        <w:pStyle w:val="ListParagraph"/>
+        <w:pStyle w:val="oancuaDanhsach"/>
         <w:ind w:left="1080"/>
         <w:jc w:val="center"/>
         <w:rPr>
@@ -9199,7 +9182,7 @@
     </w:p>
     <w:p>
       <w:pPr>
-        <w:pStyle w:val="ListParagraph"/>
+        <w:pStyle w:val="oancuaDanhsach"/>
         <w:ind w:left="1080"/>
         <w:rPr>
           <w:rFonts w:ascii="Times New Roman" w:hAnsi="Times New Roman" w:cs="Times New Roman"/>
@@ -9218,7 +9201,7 @@
     </w:p>
     <w:p>
       <w:pPr>
-        <w:pStyle w:val="ListParagraph"/>
+        <w:pStyle w:val="oancuaDanhsach"/>
         <w:numPr>
           <w:ilvl w:val="1"/>
           <w:numId w:val="9"/>
@@ -9244,7 +9227,7 @@
     </w:p>
     <w:p>
       <w:pPr>
-        <w:pStyle w:val="ListParagraph"/>
+        <w:pStyle w:val="oancuaDanhsach"/>
         <w:ind w:left="1080"/>
         <w:rPr>
           <w:rFonts w:ascii="Times New Roman" w:hAnsi="Times New Roman" w:cs="Times New Roman"/>
@@ -9255,7 +9238,7 @@
     </w:p>
     <w:p>
       <w:pPr>
-        <w:pStyle w:val="ListParagraph"/>
+        <w:pStyle w:val="oancuaDanhsach"/>
         <w:ind w:left="1080"/>
         <w:rPr>
           <w:rFonts w:ascii="Times New Roman" w:hAnsi="Times New Roman" w:cs="Times New Roman"/>
@@ -9378,7 +9361,7 @@
     </w:p>
     <w:p>
       <w:pPr>
-        <w:pStyle w:val="ListParagraph"/>
+        <w:pStyle w:val="oancuaDanhsach"/>
         <w:ind w:left="1080"/>
         <w:jc w:val="center"/>
         <w:rPr>
@@ -9432,7 +9415,7 @@
     </w:p>
     <w:p>
       <w:pPr>
-        <w:pStyle w:val="ListParagraph"/>
+        <w:pStyle w:val="oancuaDanhsach"/>
         <w:ind w:left="1080"/>
         <w:rPr>
           <w:rFonts w:ascii="Times New Roman" w:hAnsi="Times New Roman" w:cs="Times New Roman"/>
@@ -9491,7 +9474,7 @@
     </w:p>
     <w:p>
       <w:pPr>
-        <w:pStyle w:val="ListParagraph"/>
+        <w:pStyle w:val="oancuaDanhsach"/>
         <w:ind w:left="1080"/>
         <w:jc w:val="center"/>
         <w:rPr>
@@ -9546,7 +9529,7 @@
     </w:p>
     <w:p>
       <w:pPr>
-        <w:pStyle w:val="ListParagraph"/>
+        <w:pStyle w:val="oancuaDanhsach"/>
         <w:ind w:left="1080"/>
         <w:rPr>
           <w:rFonts w:ascii="Times New Roman" w:hAnsi="Times New Roman" w:cs="Times New Roman"/>
@@ -9565,7 +9548,7 @@
     </w:p>
     <w:p>
       <w:pPr>
-        <w:pStyle w:val="ListParagraph"/>
+        <w:pStyle w:val="oancuaDanhsach"/>
         <w:ind w:left="1080"/>
         <w:rPr>
           <w:rFonts w:ascii="Times New Roman" w:hAnsi="Times New Roman" w:cs="Times New Roman"/>
@@ -9576,7 +9559,7 @@
     </w:p>
     <w:p>
       <w:pPr>
-        <w:pStyle w:val="ListParagraph"/>
+        <w:pStyle w:val="oancuaDanhsach"/>
         <w:ind w:left="1080"/>
         <w:jc w:val="center"/>
         <w:rPr>
@@ -9630,7 +9613,7 @@
     </w:p>
     <w:p>
       <w:pPr>
-        <w:pStyle w:val="ListParagraph"/>
+        <w:pStyle w:val="oancuaDanhsach"/>
         <w:ind w:left="1080"/>
         <w:rPr>
           <w:rFonts w:ascii="Times New Roman" w:hAnsi="Times New Roman" w:cs="Times New Roman"/>
@@ -9657,7 +9640,7 @@
     </w:p>
     <w:p>
       <w:pPr>
-        <w:pStyle w:val="ListParagraph"/>
+        <w:pStyle w:val="oancuaDanhsach"/>
         <w:ind w:left="1080"/>
         <w:jc w:val="center"/>
         <w:rPr>
@@ -9711,7 +9694,7 @@
     </w:p>
     <w:p>
       <w:pPr>
-        <w:pStyle w:val="ListParagraph"/>
+        <w:pStyle w:val="oancuaDanhsach"/>
         <w:ind w:left="1080"/>
         <w:rPr>
           <w:rFonts w:ascii="Times New Roman" w:hAnsi="Times New Roman" w:cs="Times New Roman"/>
@@ -9730,7 +9713,7 @@
     </w:p>
     <w:p>
       <w:pPr>
-        <w:pStyle w:val="ListParagraph"/>
+        <w:pStyle w:val="oancuaDanhsach"/>
         <w:ind w:left="1080"/>
         <w:jc w:val="center"/>
         <w:rPr>
@@ -9784,7 +9767,7 @@
     </w:p>
     <w:p>
       <w:pPr>
-        <w:pStyle w:val="ListParagraph"/>
+        <w:pStyle w:val="oancuaDanhsach"/>
         <w:numPr>
           <w:ilvl w:val="1"/>
           <w:numId w:val="9"/>
@@ -9838,7 +9821,7 @@
     </w:p>
     <w:p>
       <w:pPr>
-        <w:pStyle w:val="ListParagraph"/>
+        <w:pStyle w:val="oancuaDanhsach"/>
         <w:ind w:left="1080"/>
         <w:rPr>
           <w:rFonts w:ascii="Times New Roman" w:hAnsi="Times New Roman" w:cs="Times New Roman"/>
@@ -9937,7 +9920,7 @@
     </w:p>
     <w:p>
       <w:pPr>
-        <w:pStyle w:val="ListParagraph"/>
+        <w:pStyle w:val="oancuaDanhsach"/>
         <w:ind w:left="1080"/>
         <w:jc w:val="center"/>
         <w:rPr>
@@ -9992,7 +9975,7 @@
     </w:p>
     <w:p>
       <w:pPr>
-        <w:pStyle w:val="ListParagraph"/>
+        <w:pStyle w:val="oancuaDanhsach"/>
         <w:ind w:left="1080"/>
         <w:rPr>
           <w:rFonts w:ascii="Times New Roman" w:hAnsi="Times New Roman" w:cs="Times New Roman"/>
@@ -10019,7 +10002,7 @@
     </w:p>
     <w:p>
       <w:pPr>
-        <w:pStyle w:val="ListParagraph"/>
+        <w:pStyle w:val="oancuaDanhsach"/>
         <w:ind w:left="1080"/>
         <w:jc w:val="center"/>
         <w:rPr>
@@ -10073,7 +10056,7 @@
     </w:p>
     <w:p>
       <w:pPr>
-        <w:pStyle w:val="ListParagraph"/>
+        <w:pStyle w:val="oancuaDanhsach"/>
         <w:ind w:left="1080"/>
         <w:rPr>
           <w:rFonts w:ascii="Times New Roman" w:hAnsi="Times New Roman" w:cs="Times New Roman"/>
@@ -10100,7 +10083,7 @@
     </w:p>
     <w:p>
       <w:pPr>
-        <w:pStyle w:val="ListParagraph"/>
+        <w:pStyle w:val="oancuaDanhsach"/>
         <w:ind w:left="1080"/>
         <w:jc w:val="center"/>
         <w:rPr>
@@ -10154,7 +10137,7 @@
     </w:p>
     <w:p>
       <w:pPr>
-        <w:pStyle w:val="ListParagraph"/>
+        <w:pStyle w:val="oancuaDanhsach"/>
         <w:numPr>
           <w:ilvl w:val="1"/>
           <w:numId w:val="9"/>
@@ -10181,7 +10164,7 @@
     </w:p>
     <w:p>
       <w:pPr>
-        <w:pStyle w:val="ListParagraph"/>
+        <w:pStyle w:val="oancuaDanhsach"/>
         <w:ind w:left="1080"/>
         <w:rPr>
           <w:rFonts w:ascii="Times New Roman" w:hAnsi="Times New Roman" w:cs="Times New Roman"/>
@@ -10256,7 +10239,7 @@
     </w:p>
     <w:p>
       <w:pPr>
-        <w:pStyle w:val="ListParagraph"/>
+        <w:pStyle w:val="oancuaDanhsach"/>
         <w:ind w:left="1080"/>
         <w:jc w:val="center"/>
         <w:rPr>
@@ -10310,7 +10293,7 @@
     </w:p>
     <w:p>
       <w:pPr>
-        <w:pStyle w:val="ListParagraph"/>
+        <w:pStyle w:val="oancuaDanhsach"/>
         <w:ind w:left="1080"/>
         <w:rPr>
           <w:rFonts w:ascii="Times New Roman" w:hAnsi="Times New Roman" w:cs="Times New Roman"/>
@@ -10337,7 +10320,7 @@
     </w:p>
     <w:p>
       <w:pPr>
-        <w:pStyle w:val="ListParagraph"/>
+        <w:pStyle w:val="oancuaDanhsach"/>
         <w:ind w:left="1080"/>
         <w:jc w:val="center"/>
         <w:rPr>
@@ -10392,7 +10375,7 @@
     </w:p>
     <w:p>
       <w:pPr>
-        <w:pStyle w:val="ListParagraph"/>
+        <w:pStyle w:val="oancuaDanhsach"/>
         <w:ind w:left="1080"/>
         <w:rPr>
           <w:rFonts w:ascii="Times New Roman" w:hAnsi="Times New Roman" w:cs="Times New Roman"/>
@@ -10419,7 +10402,7 @@
     </w:p>
     <w:p>
       <w:pPr>
-        <w:pStyle w:val="ListParagraph"/>
+        <w:pStyle w:val="oancuaDanhsach"/>
         <w:ind w:left="1080"/>
         <w:jc w:val="center"/>
         <w:rPr>
@@ -10473,7 +10456,7 @@
     </w:p>
     <w:p>
       <w:pPr>
-        <w:pStyle w:val="ListParagraph"/>
+        <w:pStyle w:val="oancuaDanhsach"/>
         <w:numPr>
           <w:ilvl w:val="1"/>
           <w:numId w:val="9"/>
@@ -10500,7 +10483,7 @@
     </w:p>
     <w:p>
       <w:pPr>
-        <w:pStyle w:val="ListParagraph"/>
+        <w:pStyle w:val="oancuaDanhsach"/>
         <w:numPr>
           <w:ilvl w:val="1"/>
           <w:numId w:val="9"/>
@@ -10527,7 +10510,7 @@
     </w:p>
     <w:p>
       <w:pPr>
-        <w:pStyle w:val="ListParagraph"/>
+        <w:pStyle w:val="oancuaDanhsach"/>
         <w:ind w:left="1080"/>
         <w:rPr>
           <w:rFonts w:ascii="Times New Roman" w:hAnsi="Times New Roman" w:cs="Times New Roman"/>
@@ -10642,7 +10625,7 @@
     </w:p>
     <w:p>
       <w:pPr>
-        <w:pStyle w:val="ListParagraph"/>
+        <w:pStyle w:val="oancuaDanhsach"/>
         <w:ind w:left="1080"/>
         <w:rPr>
           <w:rFonts w:ascii="Times New Roman" w:hAnsi="Times New Roman" w:cs="Times New Roman"/>
@@ -10693,7 +10676,7 @@
     </w:p>
     <w:p>
       <w:pPr>
-        <w:pStyle w:val="ListParagraph"/>
+        <w:pStyle w:val="oancuaDanhsach"/>
         <w:ind w:left="1080"/>
         <w:jc w:val="center"/>
         <w:rPr>
@@ -10747,7 +10730,7 @@
     </w:p>
     <w:p>
       <w:pPr>
-        <w:pStyle w:val="ListParagraph"/>
+        <w:pStyle w:val="oancuaDanhsach"/>
         <w:ind w:left="1080"/>
         <w:rPr>
           <w:rFonts w:ascii="Times New Roman" w:hAnsi="Times New Roman" w:cs="Times New Roman"/>
@@ -10782,7 +10765,7 @@
     </w:p>
     <w:p>
       <w:pPr>
-        <w:pStyle w:val="ListParagraph"/>
+        <w:pStyle w:val="oancuaDanhsach"/>
         <w:ind w:left="1080"/>
         <w:jc w:val="center"/>
         <w:rPr>
@@ -10836,7 +10819,7 @@
     </w:p>
     <w:p>
       <w:pPr>
-        <w:pStyle w:val="ListParagraph"/>
+        <w:pStyle w:val="oancuaDanhsach"/>
         <w:ind w:left="1080"/>
         <w:jc w:val="center"/>
         <w:rPr>
@@ -10864,7 +10847,7 @@
     </w:p>
     <w:p>
       <w:pPr>
-        <w:pStyle w:val="ListParagraph"/>
+        <w:pStyle w:val="oancuaDanhsach"/>
         <w:ind w:left="1080"/>
         <w:jc w:val="center"/>
         <w:rPr>
@@ -10918,7 +10901,7 @@
     </w:p>
     <w:p>
       <w:pPr>
-        <w:pStyle w:val="ListParagraph"/>
+        <w:pStyle w:val="oancuaDanhsach"/>
         <w:ind w:left="1080"/>
         <w:jc w:val="center"/>
         <w:rPr>
@@ -10958,7 +10941,7 @@
     </w:p>
     <w:p>
       <w:pPr>
-        <w:pStyle w:val="ListParagraph"/>
+        <w:pStyle w:val="oancuaDanhsach"/>
         <w:ind w:left="1080"/>
         <w:rPr>
           <w:rFonts w:ascii="Times New Roman" w:hAnsi="Times New Roman" w:cs="Times New Roman"/>
@@ -11057,7 +11040,7 @@
     </w:p>
     <w:p>
       <w:pPr>
-        <w:pStyle w:val="ListParagraph"/>
+        <w:pStyle w:val="oancuaDanhsach"/>
         <w:ind w:left="1080"/>
         <w:rPr>
           <w:rFonts w:ascii="Times New Roman" w:hAnsi="Times New Roman" w:cs="Times New Roman"/>
@@ -11068,7 +11051,7 @@
     </w:p>
     <w:p>
       <w:pPr>
-        <w:pStyle w:val="ListParagraph"/>
+        <w:pStyle w:val="oancuaDanhsach"/>
         <w:ind w:left="1080"/>
         <w:rPr>
           <w:rFonts w:ascii="Times New Roman" w:hAnsi="Times New Roman" w:cs="Times New Roman"/>
@@ -11129,7 +11112,7 @@
     </w:p>
     <w:p>
       <w:pPr>
-        <w:pStyle w:val="ListParagraph"/>
+        <w:pStyle w:val="oancuaDanhsach"/>
         <w:ind w:left="1080"/>
         <w:rPr>
           <w:rFonts w:ascii="Times New Roman" w:hAnsi="Times New Roman" w:cs="Times New Roman"/>
@@ -11140,7 +11123,7 @@
     </w:p>
     <w:p>
       <w:pPr>
-        <w:pStyle w:val="ListParagraph"/>
+        <w:pStyle w:val="oancuaDanhsach"/>
         <w:ind w:left="1080"/>
         <w:jc w:val="center"/>
         <w:rPr>
@@ -11203,7 +11186,7 @@
     </w:p>
     <w:p>
       <w:pPr>
-        <w:pStyle w:val="ListParagraph"/>
+        <w:pStyle w:val="oancuaDanhsach"/>
         <w:ind w:left="1080"/>
         <w:rPr>
           <w:rFonts w:ascii="Times New Roman" w:hAnsi="Times New Roman" w:cs="Times New Roman"/>
@@ -11234,7 +11217,7 @@
     </w:p>
     <w:p>
       <w:pPr>
-        <w:pStyle w:val="ListParagraph"/>
+        <w:pStyle w:val="oancuaDanhsach"/>
         <w:ind w:left="1080"/>
         <w:jc w:val="center"/>
         <w:rPr>
@@ -11296,7 +11279,7 @@
     </w:p>
     <w:p>
       <w:pPr>
-        <w:pStyle w:val="ListParagraph"/>
+        <w:pStyle w:val="oancuaDanhsach"/>
         <w:ind w:left="1080"/>
         <w:rPr>
           <w:rFonts w:ascii="Times New Roman" w:hAnsi="Times New Roman" w:cs="Times New Roman"/>
@@ -11311,7 +11294,7 @@
     </w:p>
     <w:p>
       <w:pPr>
-        <w:pStyle w:val="ListParagraph"/>
+        <w:pStyle w:val="oancuaDanhsach"/>
         <w:numPr>
           <w:ilvl w:val="1"/>
           <w:numId w:val="9"/>
@@ -11338,7 +11321,7 @@
     </w:p>
     <w:p>
       <w:pPr>
-        <w:pStyle w:val="ListParagraph"/>
+        <w:pStyle w:val="oancuaDanhsach"/>
         <w:numPr>
           <w:ilvl w:val="1"/>
           <w:numId w:val="9"/>
@@ -11365,17 +11348,17 @@
     </w:p>
     <w:p>
       <w:pPr>
-        <w:pStyle w:val="ListParagraph"/>
-        <w:rPr>
-          <w:rFonts w:ascii="Times New Roman" w:hAnsi="Times New Roman" w:cs="Times New Roman"/>
-          <w:b/>
-          <w:lang w:val="en-US"/>
-        </w:rPr>
-      </w:pPr>
-    </w:p>
-    <w:p>
-      <w:pPr>
-        <w:pStyle w:val="ListParagraph"/>
+        <w:pStyle w:val="oancuaDanhsach"/>
+        <w:rPr>
+          <w:rFonts w:ascii="Times New Roman" w:hAnsi="Times New Roman" w:cs="Times New Roman"/>
+          <w:b/>
+          <w:lang w:val="en-US"/>
+        </w:rPr>
+      </w:pPr>
+    </w:p>
+    <w:p>
+      <w:pPr>
+        <w:pStyle w:val="oancuaDanhsach"/>
         <w:ind w:left="1080"/>
         <w:rPr>
           <w:rFonts w:ascii="Times New Roman" w:hAnsi="Times New Roman" w:cs="Times New Roman"/>
@@ -11467,7 +11450,7 @@
     </w:p>
     <w:p>
       <w:pPr>
-        <w:pStyle w:val="ListParagraph"/>
+        <w:pStyle w:val="oancuaDanhsach"/>
         <w:ind w:left="1080"/>
         <w:jc w:val="center"/>
         <w:rPr>
@@ -11521,7 +11504,7 @@
     </w:p>
     <w:p>
       <w:pPr>
-        <w:pStyle w:val="ListParagraph"/>
+        <w:pStyle w:val="oancuaDanhsach"/>
         <w:ind w:left="1080"/>
         <w:rPr>
           <w:rFonts w:ascii="Times New Roman" w:hAnsi="Times New Roman" w:cs="Times New Roman"/>
@@ -11540,7 +11523,7 @@
     </w:p>
     <w:p>
       <w:pPr>
-        <w:pStyle w:val="ListParagraph"/>
+        <w:pStyle w:val="oancuaDanhsach"/>
         <w:ind w:left="1080"/>
         <w:jc w:val="center"/>
         <w:rPr>
@@ -11594,7 +11577,7 @@
     </w:p>
     <w:p>
       <w:pPr>
-        <w:pStyle w:val="ListParagraph"/>
+        <w:pStyle w:val="oancuaDanhsach"/>
         <w:ind w:left="1080"/>
         <w:rPr>
           <w:rFonts w:ascii="Times New Roman" w:hAnsi="Times New Roman" w:cs="Times New Roman"/>
@@ -11629,7 +11612,7 @@
     </w:p>
     <w:p>
       <w:pPr>
-        <w:pStyle w:val="ListParagraph"/>
+        <w:pStyle w:val="oancuaDanhsach"/>
         <w:ind w:left="1080"/>
         <w:rPr>
           <w:rFonts w:ascii="Times New Roman" w:hAnsi="Times New Roman" w:cs="Times New Roman"/>
@@ -11664,7 +11647,7 @@
     </w:p>
     <w:p>
       <w:pPr>
-        <w:pStyle w:val="ListParagraph"/>
+        <w:pStyle w:val="oancuaDanhsach"/>
         <w:ind w:left="1080"/>
         <w:rPr>
           <w:rFonts w:ascii="Times New Roman" w:hAnsi="Times New Roman" w:cs="Times New Roman"/>
@@ -11699,7 +11682,7 @@
     </w:p>
     <w:p>
       <w:pPr>
-        <w:pStyle w:val="ListParagraph"/>
+        <w:pStyle w:val="oancuaDanhsach"/>
         <w:ind w:left="1080"/>
         <w:jc w:val="center"/>
         <w:rPr>
@@ -11753,7 +11736,7 @@
     </w:p>
     <w:p>
       <w:pPr>
-        <w:pStyle w:val="ListParagraph"/>
+        <w:pStyle w:val="oancuaDanhsach"/>
         <w:ind w:left="1080"/>
         <w:jc w:val="center"/>
         <w:rPr>
@@ -11808,7 +11791,7 @@
     </w:p>
     <w:p>
       <w:pPr>
-        <w:pStyle w:val="ListParagraph"/>
+        <w:pStyle w:val="oancuaDanhsach"/>
         <w:ind w:left="1080"/>
         <w:jc w:val="both"/>
         <w:rPr>
@@ -11868,7 +11851,7 @@
     </w:p>
     <w:p>
       <w:pPr>
-        <w:pStyle w:val="ListParagraph"/>
+        <w:pStyle w:val="oancuaDanhsach"/>
         <w:ind w:left="1080"/>
         <w:jc w:val="center"/>
         <w:rPr>
@@ -11922,7 +11905,7 @@
     </w:p>
     <w:p>
       <w:pPr>
-        <w:pStyle w:val="ListParagraph"/>
+        <w:pStyle w:val="oancuaDanhsach"/>
         <w:ind w:left="1080"/>
         <w:jc w:val="center"/>
         <w:rPr>
@@ -11950,7 +11933,7 @@
     </w:p>
     <w:p>
       <w:pPr>
-        <w:pStyle w:val="ListParagraph"/>
+        <w:pStyle w:val="oancuaDanhsach"/>
         <w:ind w:left="1080"/>
         <w:rPr>
           <w:rFonts w:ascii="Times New Roman" w:hAnsi="Times New Roman" w:cs="Times New Roman"/>
@@ -11961,7 +11944,7 @@
     </w:p>
     <w:p>
       <w:pPr>
-        <w:pStyle w:val="ListParagraph"/>
+        <w:pStyle w:val="oancuaDanhsach"/>
         <w:ind w:left="1080"/>
         <w:jc w:val="center"/>
         <w:rPr>
@@ -12015,7 +11998,7 @@
     </w:p>
     <w:p>
       <w:pPr>
-        <w:pStyle w:val="ListParagraph"/>
+        <w:pStyle w:val="oancuaDanhsach"/>
         <w:ind w:left="1080"/>
         <w:jc w:val="center"/>
         <w:rPr>
@@ -12043,7 +12026,7 @@
     </w:p>
     <w:p>
       <w:pPr>
-        <w:pStyle w:val="ListParagraph"/>
+        <w:pStyle w:val="oancuaDanhsach"/>
         <w:ind w:left="1080"/>
         <w:rPr>
           <w:rFonts w:ascii="Times New Roman" w:hAnsi="Times New Roman" w:cs="Times New Roman"/>
@@ -12078,7 +12061,7 @@
     </w:p>
     <w:p>
       <w:pPr>
-        <w:pStyle w:val="ListParagraph"/>
+        <w:pStyle w:val="oancuaDanhsach"/>
         <w:ind w:left="1080"/>
         <w:rPr>
           <w:rFonts w:ascii="Times New Roman" w:hAnsi="Times New Roman" w:cs="Times New Roman"/>
@@ -12132,7 +12115,7 @@
     </w:p>
     <w:p>
       <w:pPr>
-        <w:pStyle w:val="ListParagraph"/>
+        <w:pStyle w:val="oancuaDanhsach"/>
         <w:ind w:left="1080"/>
         <w:jc w:val="both"/>
         <w:rPr>
@@ -12152,7 +12135,7 @@
     </w:p>
     <w:p>
       <w:pPr>
-        <w:pStyle w:val="ListParagraph"/>
+        <w:pStyle w:val="oancuaDanhsach"/>
         <w:ind w:left="1080"/>
         <w:rPr>
           <w:rFonts w:ascii="Times New Roman" w:hAnsi="Times New Roman" w:cs="Times New Roman"/>
@@ -12205,7 +12188,7 @@
     </w:p>
     <w:p>
       <w:pPr>
-        <w:pStyle w:val="ListParagraph"/>
+        <w:pStyle w:val="oancuaDanhsach"/>
         <w:ind w:left="1080"/>
         <w:rPr>
           <w:rFonts w:ascii="Times New Roman" w:hAnsi="Times New Roman" w:cs="Times New Roman"/>
@@ -12256,7 +12239,7 @@
     </w:p>
     <w:p>
       <w:pPr>
-        <w:pStyle w:val="ListParagraph"/>
+        <w:pStyle w:val="oancuaDanhsach"/>
         <w:ind w:left="1080"/>
         <w:rPr>
           <w:rFonts w:ascii="Times New Roman" w:hAnsi="Times New Roman" w:cs="Times New Roman"/>
@@ -12318,17 +12301,17 @@
     </w:p>
     <w:p>
       <w:pPr>
-        <w:pStyle w:val="ListParagraph"/>
-        <w:rPr>
-          <w:rFonts w:ascii="Times New Roman" w:hAnsi="Times New Roman" w:cs="Times New Roman"/>
-          <w:b/>
-          <w:lang w:val="en-US"/>
-        </w:rPr>
-      </w:pPr>
-    </w:p>
-    <w:p>
-      <w:pPr>
-        <w:pStyle w:val="ListParagraph"/>
+        <w:pStyle w:val="oancuaDanhsach"/>
+        <w:rPr>
+          <w:rFonts w:ascii="Times New Roman" w:hAnsi="Times New Roman" w:cs="Times New Roman"/>
+          <w:b/>
+          <w:lang w:val="en-US"/>
+        </w:rPr>
+      </w:pPr>
+    </w:p>
+    <w:p>
+      <w:pPr>
+        <w:pStyle w:val="oancuaDanhsach"/>
         <w:numPr>
           <w:ilvl w:val="1"/>
           <w:numId w:val="9"/>
@@ -12355,17 +12338,17 @@
     </w:p>
     <w:p>
       <w:pPr>
-        <w:pStyle w:val="ListParagraph"/>
-        <w:rPr>
-          <w:rFonts w:ascii="Times New Roman" w:hAnsi="Times New Roman" w:cs="Times New Roman"/>
-          <w:b/>
-          <w:lang w:val="en-US"/>
-        </w:rPr>
-      </w:pPr>
-    </w:p>
-    <w:p>
-      <w:pPr>
-        <w:pStyle w:val="ListParagraph"/>
+        <w:pStyle w:val="oancuaDanhsach"/>
+        <w:rPr>
+          <w:rFonts w:ascii="Times New Roman" w:hAnsi="Times New Roman" w:cs="Times New Roman"/>
+          <w:b/>
+          <w:lang w:val="en-US"/>
+        </w:rPr>
+      </w:pPr>
+    </w:p>
+    <w:p>
+      <w:pPr>
+        <w:pStyle w:val="oancuaDanhsach"/>
         <w:ind w:left="1080"/>
         <w:jc w:val="both"/>
         <w:rPr>
@@ -12481,7 +12464,7 @@
     </w:p>
     <w:p>
       <w:pPr>
-        <w:pStyle w:val="ListParagraph"/>
+        <w:pStyle w:val="oancuaDanhsach"/>
         <w:ind w:left="1080"/>
         <w:jc w:val="center"/>
         <w:rPr>
@@ -12535,7 +12518,7 @@
     </w:p>
     <w:p>
       <w:pPr>
-        <w:pStyle w:val="ListParagraph"/>
+        <w:pStyle w:val="oancuaDanhsach"/>
         <w:ind w:left="1080"/>
         <w:rPr>
           <w:rFonts w:ascii="Times New Roman" w:hAnsi="Times New Roman" w:cs="Times New Roman"/>
@@ -12546,7 +12529,7 @@
     </w:p>
     <w:p>
       <w:pPr>
-        <w:pStyle w:val="ListParagraph"/>
+        <w:pStyle w:val="oancuaDanhsach"/>
         <w:ind w:left="1080"/>
         <w:rPr>
           <w:rFonts w:ascii="Times New Roman" w:hAnsi="Times New Roman" w:cs="Times New Roman"/>
@@ -12589,7 +12572,7 @@
     </w:p>
     <w:p>
       <w:pPr>
-        <w:pStyle w:val="ListParagraph"/>
+        <w:pStyle w:val="oancuaDanhsach"/>
         <w:ind w:left="1080"/>
         <w:jc w:val="center"/>
         <w:rPr>
@@ -12643,7 +12626,7 @@
     </w:p>
     <w:p>
       <w:pPr>
-        <w:pStyle w:val="ListParagraph"/>
+        <w:pStyle w:val="oancuaDanhsach"/>
         <w:ind w:left="1080"/>
         <w:jc w:val="center"/>
         <w:rPr>
@@ -12655,7 +12638,7 @@
     </w:p>
     <w:p>
       <w:pPr>
-        <w:pStyle w:val="ListParagraph"/>
+        <w:pStyle w:val="oancuaDanhsach"/>
         <w:ind w:left="1080"/>
         <w:rPr>
           <w:rFonts w:ascii="Times New Roman" w:hAnsi="Times New Roman" w:cs="Times New Roman"/>
@@ -12674,7 +12657,7 @@
     </w:p>
     <w:p>
       <w:pPr>
-        <w:pStyle w:val="ListParagraph"/>
+        <w:pStyle w:val="oancuaDanhsach"/>
         <w:numPr>
           <w:ilvl w:val="0"/>
           <w:numId w:val="2"/>
@@ -12696,7 +12679,7 @@
     </w:p>
     <w:p>
       <w:pPr>
-        <w:pStyle w:val="ListParagraph"/>
+        <w:pStyle w:val="oancuaDanhsach"/>
         <w:numPr>
           <w:ilvl w:val="0"/>
           <w:numId w:val="2"/>
@@ -12719,7 +12702,7 @@
     </w:p>
     <w:p>
       <w:pPr>
-        <w:pStyle w:val="ListParagraph"/>
+        <w:pStyle w:val="oancuaDanhsach"/>
         <w:numPr>
           <w:ilvl w:val="0"/>
           <w:numId w:val="2"/>
@@ -12741,7 +12724,7 @@
     </w:p>
     <w:p>
       <w:pPr>
-        <w:pStyle w:val="ListParagraph"/>
+        <w:pStyle w:val="oancuaDanhsach"/>
         <w:numPr>
           <w:ilvl w:val="0"/>
           <w:numId w:val="2"/>
@@ -12771,7 +12754,7 @@
     </w:p>
     <w:p>
       <w:pPr>
-        <w:pStyle w:val="ListParagraph"/>
+        <w:pStyle w:val="oancuaDanhsach"/>
         <w:numPr>
           <w:ilvl w:val="0"/>
           <w:numId w:val="2"/>
@@ -12793,7 +12776,7 @@
     </w:p>
     <w:p>
       <w:pPr>
-        <w:pStyle w:val="ListParagraph"/>
+        <w:pStyle w:val="oancuaDanhsach"/>
         <w:numPr>
           <w:ilvl w:val="0"/>
           <w:numId w:val="2"/>
@@ -12815,7 +12798,7 @@
     </w:p>
     <w:p>
       <w:pPr>
-        <w:pStyle w:val="ListParagraph"/>
+        <w:pStyle w:val="oancuaDanhsach"/>
         <w:numPr>
           <w:ilvl w:val="0"/>
           <w:numId w:val="2"/>
@@ -12837,7 +12820,7 @@
     </w:p>
     <w:p>
       <w:pPr>
-        <w:pStyle w:val="ListParagraph"/>
+        <w:pStyle w:val="oancuaDanhsach"/>
         <w:numPr>
           <w:ilvl w:val="0"/>
           <w:numId w:val="2"/>
@@ -12859,7 +12842,7 @@
     </w:p>
     <w:p>
       <w:pPr>
-        <w:pStyle w:val="ListParagraph"/>
+        <w:pStyle w:val="oancuaDanhsach"/>
         <w:numPr>
           <w:ilvl w:val="0"/>
           <w:numId w:val="2"/>
@@ -12881,7 +12864,7 @@
     </w:p>
     <w:p>
       <w:pPr>
-        <w:pStyle w:val="ListParagraph"/>
+        <w:pStyle w:val="oancuaDanhsach"/>
         <w:ind w:left="1440"/>
         <w:rPr>
           <w:rFonts w:ascii="Times New Roman" w:hAnsi="Times New Roman" w:cs="Times New Roman"/>
@@ -12900,7 +12883,7 @@
     </w:p>
     <w:p>
       <w:pPr>
-        <w:pStyle w:val="ListParagraph"/>
+        <w:pStyle w:val="oancuaDanhsach"/>
         <w:ind w:left="1440"/>
         <w:rPr>
           <w:rFonts w:ascii="Times New Roman" w:hAnsi="Times New Roman" w:cs="Times New Roman"/>
@@ -12911,7 +12894,7 @@
     </w:p>
     <w:p>
       <w:pPr>
-        <w:pStyle w:val="ListParagraph"/>
+        <w:pStyle w:val="oancuaDanhsach"/>
         <w:ind w:left="1440"/>
         <w:jc w:val="center"/>
         <w:rPr>
@@ -12965,7 +12948,7 @@
     </w:p>
     <w:p>
       <w:pPr>
-        <w:pStyle w:val="ListParagraph"/>
+        <w:pStyle w:val="oancuaDanhsach"/>
         <w:ind w:left="1440"/>
         <w:jc w:val="center"/>
         <w:rPr>
@@ -12977,17 +12960,17 @@
     </w:p>
     <w:p>
       <w:pPr>
-        <w:pStyle w:val="ListParagraph"/>
-        <w:rPr>
-          <w:rFonts w:ascii="Times New Roman" w:hAnsi="Times New Roman" w:cs="Times New Roman"/>
-          <w:b/>
-          <w:lang w:val="en-US"/>
-        </w:rPr>
-      </w:pPr>
-    </w:p>
-    <w:p>
-      <w:pPr>
-        <w:pStyle w:val="ListParagraph"/>
+        <w:pStyle w:val="oancuaDanhsach"/>
+        <w:rPr>
+          <w:rFonts w:ascii="Times New Roman" w:hAnsi="Times New Roman" w:cs="Times New Roman"/>
+          <w:b/>
+          <w:lang w:val="en-US"/>
+        </w:rPr>
+      </w:pPr>
+    </w:p>
+    <w:p>
+      <w:pPr>
+        <w:pStyle w:val="oancuaDanhsach"/>
         <w:numPr>
           <w:ilvl w:val="1"/>
           <w:numId w:val="9"/>
@@ -13014,7 +12997,7 @@
     </w:p>
     <w:p>
       <w:pPr>
-        <w:pStyle w:val="ListParagraph"/>
+        <w:pStyle w:val="oancuaDanhsach"/>
         <w:ind w:left="1080"/>
         <w:rPr>
           <w:rFonts w:ascii="Times New Roman" w:hAnsi="Times New Roman" w:cs="Times New Roman"/>
@@ -13097,7 +13080,7 @@
     </w:p>
     <w:p>
       <w:pPr>
-        <w:pStyle w:val="ListParagraph"/>
+        <w:pStyle w:val="oancuaDanhsach"/>
         <w:ind w:left="1080"/>
         <w:jc w:val="center"/>
         <w:rPr>
@@ -13151,7 +13134,7 @@
     </w:p>
     <w:p>
       <w:pPr>
-        <w:pStyle w:val="ListParagraph"/>
+        <w:pStyle w:val="oancuaDanhsach"/>
         <w:numPr>
           <w:ilvl w:val="0"/>
           <w:numId w:val="7"/>
@@ -13177,7 +13160,7 @@
     </w:p>
     <w:p>
       <w:pPr>
-        <w:pStyle w:val="ListParagraph"/>
+        <w:pStyle w:val="oancuaDanhsach"/>
         <w:numPr>
           <w:ilvl w:val="1"/>
           <w:numId w:val="10"/>
@@ -13203,7 +13186,7 @@
     </w:p>
     <w:p>
       <w:pPr>
-        <w:pStyle w:val="ListParagraph"/>
+        <w:pStyle w:val="oancuaDanhsach"/>
         <w:ind w:left="1440"/>
         <w:outlineLvl w:val="1"/>
         <w:rPr>
@@ -13215,7 +13198,7 @@
     </w:p>
     <w:p>
       <w:pPr>
-        <w:pStyle w:val="ListParagraph"/>
+        <w:pStyle w:val="oancuaDanhsach"/>
         <w:ind w:left="1080"/>
         <w:rPr>
           <w:rFonts w:ascii="Times New Roman" w:hAnsi="Times New Roman" w:cs="Times New Roman"/>
@@ -13274,7 +13257,7 @@
     </w:p>
     <w:p>
       <w:pPr>
-        <w:pStyle w:val="ListParagraph"/>
+        <w:pStyle w:val="oancuaDanhsach"/>
         <w:numPr>
           <w:ilvl w:val="0"/>
           <w:numId w:val="2"/>
@@ -13321,7 +13304,7 @@
     </w:p>
     <w:p>
       <w:pPr>
-        <w:pStyle w:val="ListParagraph"/>
+        <w:pStyle w:val="oancuaDanhsach"/>
         <w:numPr>
           <w:ilvl w:val="0"/>
           <w:numId w:val="2"/>
@@ -13344,7 +13327,7 @@
     </w:p>
     <w:p>
       <w:pPr>
-        <w:pStyle w:val="ListParagraph"/>
+        <w:pStyle w:val="oancuaDanhsach"/>
         <w:numPr>
           <w:ilvl w:val="0"/>
           <w:numId w:val="2"/>
@@ -13423,7 +13406,7 @@
     </w:p>
     <w:p>
       <w:pPr>
-        <w:pStyle w:val="ListParagraph"/>
+        <w:pStyle w:val="oancuaDanhsach"/>
         <w:ind w:left="1800"/>
         <w:rPr>
           <w:rFonts w:ascii="Times New Roman" w:eastAsia="Times New Roman" w:hAnsi="Times New Roman" w:cs="Times New Roman"/>
@@ -13585,7 +13568,7 @@
     </w:p>
     <w:p>
       <w:pPr>
-        <w:pStyle w:val="ListParagraph"/>
+        <w:pStyle w:val="oancuaDanhsach"/>
         <w:ind w:left="1800"/>
         <w:rPr>
           <w:rFonts w:ascii="Times New Roman" w:eastAsia="Times New Roman" w:hAnsi="Times New Roman" w:cs="Times New Roman"/>
@@ -13661,7 +13644,7 @@
     </w:p>
     <w:p>
       <w:pPr>
-        <w:pStyle w:val="ListParagraph"/>
+        <w:pStyle w:val="oancuaDanhsach"/>
         <w:numPr>
           <w:ilvl w:val="0"/>
           <w:numId w:val="2"/>
@@ -13691,7 +13674,7 @@
     </w:p>
     <w:p>
       <w:pPr>
-        <w:pStyle w:val="ListParagraph"/>
+        <w:pStyle w:val="oancuaDanhsach"/>
         <w:numPr>
           <w:ilvl w:val="0"/>
           <w:numId w:val="2"/>
@@ -13737,7 +13720,7 @@
     </w:p>
     <w:p>
       <w:pPr>
-        <w:pStyle w:val="ListParagraph"/>
+        <w:pStyle w:val="oancuaDanhsach"/>
         <w:ind w:left="1080"/>
         <w:rPr>
           <w:rFonts w:ascii="Times New Roman" w:hAnsi="Times New Roman" w:cs="Times New Roman"/>
@@ -13748,7 +13731,7 @@
     </w:p>
     <w:p>
       <w:pPr>
-        <w:pStyle w:val="ListParagraph"/>
+        <w:pStyle w:val="oancuaDanhsach"/>
         <w:numPr>
           <w:ilvl w:val="0"/>
           <w:numId w:val="2"/>
@@ -13770,7 +13753,7 @@
     </w:p>
     <w:p>
       <w:pPr>
-        <w:pStyle w:val="ListParagraph"/>
+        <w:pStyle w:val="oancuaDanhsach"/>
         <w:ind w:left="1440"/>
         <w:rPr>
           <w:rFonts w:ascii="Times New Roman" w:hAnsi="Times New Roman" w:cs="Times New Roman"/>
@@ -13823,7 +13806,7 @@
     </w:p>
     <w:p>
       <w:pPr>
-        <w:pStyle w:val="ListParagraph"/>
+        <w:pStyle w:val="oancuaDanhsach"/>
         <w:ind w:left="1440"/>
         <w:rPr>
           <w:rFonts w:ascii="Times New Roman" w:hAnsi="Times New Roman" w:cs="Times New Roman"/>
@@ -13842,7 +13825,7 @@
     </w:p>
     <w:p>
       <w:pPr>
-        <w:pStyle w:val="ListParagraph"/>
+        <w:pStyle w:val="oancuaDanhsach"/>
         <w:ind w:left="1440"/>
         <w:rPr>
           <w:rFonts w:ascii="Times New Roman" w:hAnsi="Times New Roman" w:cs="Times New Roman"/>
@@ -13895,7 +13878,7 @@
     </w:p>
     <w:p>
       <w:pPr>
-        <w:pStyle w:val="ListParagraph"/>
+        <w:pStyle w:val="oancuaDanhsach"/>
         <w:ind w:left="1440"/>
         <w:rPr>
           <w:rFonts w:ascii="Times New Roman" w:hAnsi="Times New Roman" w:cs="Times New Roman"/>
@@ -13906,7 +13889,7 @@
     </w:p>
     <w:p>
       <w:pPr>
-        <w:pStyle w:val="ListParagraph"/>
+        <w:pStyle w:val="oancuaDanhsach"/>
         <w:numPr>
           <w:ilvl w:val="0"/>
           <w:numId w:val="2"/>
@@ -13928,7 +13911,7 @@
     </w:p>
     <w:p>
       <w:pPr>
-        <w:pStyle w:val="ListParagraph"/>
+        <w:pStyle w:val="oancuaDanhsach"/>
         <w:ind w:left="1440"/>
         <w:rPr>
           <w:rFonts w:ascii="Times New Roman" w:hAnsi="Times New Roman" w:cs="Times New Roman"/>
@@ -13981,7 +13964,7 @@
     </w:p>
     <w:p>
       <w:pPr>
-        <w:pStyle w:val="ListParagraph"/>
+        <w:pStyle w:val="oancuaDanhsach"/>
         <w:ind w:left="1440"/>
         <w:rPr>
           <w:rFonts w:ascii="Times New Roman" w:hAnsi="Times New Roman" w:cs="Times New Roman"/>
@@ -14000,7 +13983,7 @@
     </w:p>
     <w:p>
       <w:pPr>
-        <w:pStyle w:val="ListParagraph"/>
+        <w:pStyle w:val="oancuaDanhsach"/>
         <w:ind w:left="1440"/>
         <w:rPr>
           <w:rFonts w:ascii="Times New Roman" w:hAnsi="Times New Roman" w:cs="Times New Roman"/>
@@ -14053,7 +14036,7 @@
     </w:p>
     <w:p>
       <w:pPr>
-        <w:pStyle w:val="ListParagraph"/>
+        <w:pStyle w:val="oancuaDanhsach"/>
         <w:ind w:left="1440"/>
         <w:rPr>
           <w:rFonts w:ascii="Times New Roman" w:hAnsi="Times New Roman" w:cs="Times New Roman"/>
@@ -14064,7 +14047,7 @@
     </w:p>
     <w:p>
       <w:pPr>
-        <w:pStyle w:val="ListParagraph"/>
+        <w:pStyle w:val="oancuaDanhsach"/>
         <w:numPr>
           <w:ilvl w:val="1"/>
           <w:numId w:val="10"/>
@@ -14091,7 +14074,7 @@
     </w:p>
     <w:p>
       <w:pPr>
-        <w:pStyle w:val="ListParagraph"/>
+        <w:pStyle w:val="oancuaDanhsach"/>
         <w:ind w:left="1440"/>
         <w:outlineLvl w:val="1"/>
         <w:rPr>
@@ -14104,7 +14087,7 @@
     </w:p>
     <w:p>
       <w:pPr>
-        <w:pStyle w:val="ListParagraph"/>
+        <w:pStyle w:val="oancuaDanhsach"/>
         <w:ind w:left="1080"/>
         <w:jc w:val="center"/>
         <w:rPr>
@@ -14165,7 +14148,7 @@
     </w:p>
     <w:p>
       <w:pPr>
-        <w:pStyle w:val="ListParagraph"/>
+        <w:pStyle w:val="oancuaDanhsach"/>
         <w:ind w:left="1080"/>
         <w:jc w:val="both"/>
         <w:rPr>
@@ -14225,7 +14208,7 @@
     </w:p>
     <w:p>
       <w:pPr>
-        <w:pStyle w:val="ListParagraph"/>
+        <w:pStyle w:val="oancuaDanhsach"/>
         <w:ind w:left="1080"/>
         <w:jc w:val="both"/>
         <w:rPr>
@@ -14245,7 +14228,7 @@
     </w:p>
     <w:p>
       <w:pPr>
-        <w:pStyle w:val="ListParagraph"/>
+        <w:pStyle w:val="oancuaDanhsach"/>
         <w:ind w:left="1080"/>
         <w:jc w:val="both"/>
         <w:rPr>
@@ -14281,7 +14264,7 @@
     </w:p>
     <w:p>
       <w:pPr>
-        <w:pStyle w:val="ListParagraph"/>
+        <w:pStyle w:val="oancuaDanhsach"/>
         <w:ind w:left="1080"/>
         <w:rPr>
           <w:rFonts w:ascii="Times New Roman" w:hAnsi="Times New Roman" w:cs="Times New Roman"/>
@@ -14292,7 +14275,7 @@
     </w:p>
     <w:p>
       <w:pPr>
-        <w:pStyle w:val="ListParagraph"/>
+        <w:pStyle w:val="oancuaDanhsach"/>
         <w:numPr>
           <w:ilvl w:val="1"/>
           <w:numId w:val="10"/>
@@ -14319,7 +14302,7 @@
     </w:p>
     <w:p>
       <w:pPr>
-        <w:pStyle w:val="ListParagraph"/>
+        <w:pStyle w:val="oancuaDanhsach"/>
         <w:ind w:left="1080"/>
         <w:rPr>
           <w:rFonts w:ascii="Times New Roman" w:hAnsi="Times New Roman" w:cs="Times New Roman"/>
@@ -14330,7 +14313,7 @@
     </w:p>
     <w:p>
       <w:pPr>
-        <w:pStyle w:val="ListParagraph"/>
+        <w:pStyle w:val="oancuaDanhsach"/>
         <w:ind w:left="1080"/>
         <w:jc w:val="center"/>
         <w:rPr>
@@ -14390,7 +14373,7 @@
     </w:p>
     <w:p>
       <w:pPr>
-        <w:pStyle w:val="ListParagraph"/>
+        <w:pStyle w:val="oancuaDanhsach"/>
         <w:numPr>
           <w:ilvl w:val="0"/>
           <w:numId w:val="2"/>
@@ -14421,7 +14404,7 @@
     </w:p>
     <w:p>
       <w:pPr>
-        <w:pStyle w:val="ListParagraph"/>
+        <w:pStyle w:val="oancuaDanhsach"/>
         <w:numPr>
           <w:ilvl w:val="0"/>
           <w:numId w:val="2"/>
@@ -14451,7 +14434,7 @@
     </w:p>
     <w:p>
       <w:pPr>
-        <w:pStyle w:val="ListParagraph"/>
+        <w:pStyle w:val="oancuaDanhsach"/>
         <w:numPr>
           <w:ilvl w:val="0"/>
           <w:numId w:val="2"/>
@@ -14481,7 +14464,7 @@
     </w:p>
     <w:p>
       <w:pPr>
-        <w:pStyle w:val="ListParagraph"/>
+        <w:pStyle w:val="oancuaDanhsach"/>
         <w:numPr>
           <w:ilvl w:val="0"/>
           <w:numId w:val="2"/>
@@ -14517,194 +14500,6 @@
           <w:lang w:val="en-US"/>
         </w:rPr>
       </w:pPr>
-      <w:r>
-        <w:rPr>
-          <w:rFonts w:ascii="Times New Roman" w:hAnsi="Times New Roman" w:cs="Times New Roman"/>
-          <w:bCs/>
-          <w:lang w:val="en-US"/>
-        </w:rPr>
-        <w:br w:type="page"/>
-      </w:r>
-    </w:p>
-    <w:p>
-      <w:pPr>
-        <w:pStyle w:val="ListParagraph"/>
-        <w:ind w:left="1080"/>
-        <w:rPr>
-          <w:rFonts w:ascii="Times New Roman" w:hAnsi="Times New Roman" w:cs="Times New Roman"/>
-          <w:bCs/>
-          <w:lang w:val="en-US"/>
-        </w:rPr>
-      </w:pPr>
-    </w:p>
-    <w:p>
-      <w:pPr>
-        <w:pStyle w:val="ListParagraph"/>
-        <w:numPr>
-          <w:ilvl w:val="0"/>
-          <w:numId w:val="7"/>
-        </w:numPr>
-        <w:outlineLvl w:val="0"/>
-        <w:rPr>
-          <w:rFonts w:ascii="Times New Roman" w:hAnsi="Times New Roman" w:cs="Times New Roman"/>
-          <w:b/>
-          <w:lang w:val="en-US"/>
-        </w:rPr>
-      </w:pPr>
-      <w:bookmarkStart w:id="26" w:name="_Toc80001112"/>
-      <w:r>
-        <w:rPr>
-          <w:rFonts w:ascii="Times New Roman" w:hAnsi="Times New Roman" w:cs="Times New Roman"/>
-          <w:b/>
-          <w:lang w:val="en-US"/>
-        </w:rPr>
-        <w:t>TÀI LIỆU THAM KHẢO</w:t>
-      </w:r>
-      <w:bookmarkEnd w:id="26"/>
-    </w:p>
-    <w:p>
-      <w:pPr>
-        <w:pStyle w:val="ListParagraph"/>
-        <w:ind w:left="1080"/>
-        <w:rPr>
-          <w:rFonts w:ascii="Times New Roman" w:hAnsi="Times New Roman" w:cs="Times New Roman"/>
-          <w:bCs/>
-          <w:lang w:val="en-US"/>
-        </w:rPr>
-      </w:pPr>
-    </w:p>
-    <w:p>
-      <w:pPr>
-        <w:pStyle w:val="ListParagraph"/>
-        <w:ind w:left="1080"/>
-        <w:rPr>
-          <w:rFonts w:ascii="Times New Roman" w:hAnsi="Times New Roman" w:cs="Times New Roman"/>
-          <w:bCs/>
-          <w:lang w:val="en-US"/>
-        </w:rPr>
-      </w:pPr>
-      <w:r>
-        <w:rPr>
-          <w:rFonts w:ascii="Times New Roman" w:hAnsi="Times New Roman" w:cs="Times New Roman"/>
-          <w:bCs/>
-          <w:lang w:val="en-US"/>
-        </w:rPr>
-        <w:t>[1] Công cụ hỗ trợ tính toán của PECC1.</w:t>
-      </w:r>
-    </w:p>
-    <w:p>
-      <w:pPr>
-        <w:pStyle w:val="ListParagraph"/>
-        <w:ind w:left="1080"/>
-        <w:rPr>
-          <w:rFonts w:ascii="Times New Roman" w:hAnsi="Times New Roman" w:cs="Times New Roman"/>
-          <w:bCs/>
-          <w:lang w:val="en-US"/>
-        </w:rPr>
-      </w:pPr>
-      <w:r>
-        <w:rPr>
-          <w:rFonts w:ascii="Times New Roman" w:hAnsi="Times New Roman" w:cs="Times New Roman"/>
-          <w:bCs/>
-          <w:lang w:val="en-US"/>
-        </w:rPr>
-        <w:t>[2] API của PSS/E 33</w:t>
-      </w:r>
-    </w:p>
-    <w:p>
-      <w:pPr>
-        <w:pStyle w:val="ListParagraph"/>
-        <w:ind w:left="1080"/>
-        <w:rPr>
-          <w:rFonts w:ascii="Times New Roman" w:hAnsi="Times New Roman" w:cs="Times New Roman"/>
-          <w:bCs/>
-          <w:lang w:val="en-US"/>
-        </w:rPr>
-      </w:pPr>
-      <w:r>
-        <w:rPr>
-          <w:rFonts w:ascii="Times New Roman" w:hAnsi="Times New Roman" w:cs="Times New Roman"/>
-          <w:bCs/>
-          <w:lang w:val="en-US"/>
-        </w:rPr>
-        <w:t>[3] Mô hình động của máy phát PAVG2</w:t>
-      </w:r>
-    </w:p>
-    <w:p>
-      <w:pPr>
-        <w:pStyle w:val="ListParagraph"/>
-        <w:ind w:left="1080"/>
-        <w:rPr>
-          <w:rFonts w:ascii="Times New Roman" w:hAnsi="Times New Roman" w:cs="Times New Roman"/>
-          <w:bCs/>
-          <w:lang w:val="en-US"/>
-        </w:rPr>
-      </w:pPr>
-      <w:r>
-        <w:rPr>
-          <w:rFonts w:ascii="Times New Roman" w:hAnsi="Times New Roman" w:cs="Times New Roman"/>
-          <w:bCs/>
-          <w:lang w:val="en-US"/>
-        </w:rPr>
-        <w:t>[4] Dữ liệu excel tính toán động của nguồn NLTT</w:t>
-      </w:r>
-    </w:p>
-    <w:p>
-      <w:pPr>
-        <w:pStyle w:val="ListParagraph"/>
-        <w:ind w:left="1080"/>
-        <w:rPr>
-          <w:rFonts w:ascii="Times New Roman" w:hAnsi="Times New Roman" w:cs="Times New Roman"/>
-          <w:bCs/>
-          <w:lang w:val="en-US"/>
-        </w:rPr>
-      </w:pPr>
-      <w:r>
-        <w:rPr>
-          <w:rFonts w:ascii="Times New Roman" w:hAnsi="Times New Roman" w:cs="Times New Roman"/>
-          <w:bCs/>
-          <w:lang w:val="en-US"/>
-        </w:rPr>
-        <w:t>[5] Dữ liệu excel thông số máy biến áp và đường dây.</w:t>
-      </w:r>
-    </w:p>
-    <w:p>
-      <w:pPr>
-        <w:pStyle w:val="ListParagraph"/>
-        <w:ind w:left="1080"/>
-        <w:rPr>
-          <w:rFonts w:ascii="Times New Roman" w:hAnsi="Times New Roman" w:cs="Times New Roman"/>
-          <w:bCs/>
-          <w:lang w:val="en-US"/>
-        </w:rPr>
-      </w:pPr>
-      <w:r>
-        <w:rPr>
-          <w:rFonts w:ascii="Times New Roman" w:hAnsi="Times New Roman" w:cs="Times New Roman"/>
-          <w:bCs/>
-          <w:lang w:val="en-US"/>
-        </w:rPr>
-        <w:t>[6] Database dữ liệu MBA, DZ của PECC1.</w:t>
-      </w:r>
-    </w:p>
-    <w:p>
-      <w:pPr>
-        <w:pStyle w:val="ListParagraph"/>
-        <w:ind w:left="1080"/>
-        <w:rPr>
-          <w:rFonts w:ascii="Times New Roman" w:hAnsi="Times New Roman" w:cs="Times New Roman"/>
-          <w:bCs/>
-          <w:lang w:val="en-US"/>
-        </w:rPr>
-      </w:pPr>
-      <w:r>
-        <w:rPr>
-          <w:rFonts w:ascii="Times New Roman" w:hAnsi="Times New Roman" w:cs="Times New Roman"/>
-          <w:bCs/>
-          <w:lang w:val="en-US"/>
-        </w:rPr>
-        <w:t>[7] File huy động nguồn mẫu.</w:t>
-      </w:r>
     </w:p>
     <w:sectPr>
       <w:pgSz w:w="12240" w:h="15840"/>
@@ -16213,7 +16008,7 @@
     <w:lsdException w:name="Unresolved Mention" w:semiHidden="1" w:unhideWhenUsed="1"/>
     <w:lsdException w:name="Smart Link" w:semiHidden="1" w:unhideWhenUsed="1"/>
   </w:latentStyles>
-  <w:style w:type="paragraph" w:default="1" w:styleId="Normal">
+  <w:style w:type="paragraph" w:default="1" w:styleId="Binhthng">
     <w:name w:val="Normal"/>
     <w:qFormat/>
     <w:rPr>
@@ -16221,11 +16016,11 @@
       <w:lang w:val="vi-VN"/>
     </w:rPr>
   </w:style>
-  <w:style w:type="paragraph" w:styleId="Heading1">
+  <w:style w:type="paragraph" w:styleId="u1">
     <w:name w:val="heading 1"/>
-    <w:basedOn w:val="Normal"/>
-    <w:next w:val="Normal"/>
-    <w:link w:val="Heading1Char"/>
+    <w:basedOn w:val="Binhthng"/>
+    <w:next w:val="Binhthng"/>
+    <w:link w:val="u1Char"/>
     <w:uiPriority w:val="9"/>
     <w:qFormat/>
     <w:rsid w:val="006C10BB"/>
@@ -16242,11 +16037,11 @@
       <w:szCs w:val="32"/>
     </w:rPr>
   </w:style>
-  <w:style w:type="paragraph" w:styleId="Heading2">
+  <w:style w:type="paragraph" w:styleId="u2">
     <w:name w:val="heading 2"/>
-    <w:basedOn w:val="Normal"/>
-    <w:next w:val="Normal"/>
-    <w:link w:val="Heading2Char"/>
+    <w:basedOn w:val="Binhthng"/>
+    <w:next w:val="Binhthng"/>
+    <w:link w:val="u2Char"/>
     <w:uiPriority w:val="9"/>
     <w:unhideWhenUsed/>
     <w:qFormat/>
@@ -16264,13 +16059,13 @@
       <w:szCs w:val="26"/>
     </w:rPr>
   </w:style>
-  <w:style w:type="character" w:default="1" w:styleId="DefaultParagraphFont">
+  <w:style w:type="character" w:default="1" w:styleId="Phngmcinhcuaoanvn">
     <w:name w:val="Default Paragraph Font"/>
     <w:uiPriority w:val="1"/>
     <w:semiHidden/>
     <w:unhideWhenUsed/>
   </w:style>
-  <w:style w:type="table" w:default="1" w:styleId="TableNormal">
+  <w:style w:type="table" w:default="1" w:styleId="BangThngthng">
     <w:name w:val="Normal Table"/>
     <w:uiPriority w:val="99"/>
     <w:semiHidden/>
@@ -16285,15 +16080,15 @@
       </w:tblCellMar>
     </w:tblPr>
   </w:style>
-  <w:style w:type="numbering" w:default="1" w:styleId="NoList">
+  <w:style w:type="numbering" w:default="1" w:styleId="Khngco">
     <w:name w:val="No List"/>
     <w:uiPriority w:val="99"/>
     <w:semiHidden/>
     <w:unhideWhenUsed/>
   </w:style>
-  <w:style w:type="paragraph" w:styleId="ListParagraph">
+  <w:style w:type="paragraph" w:styleId="oancuaDanhsach">
     <w:name w:val="List Paragraph"/>
-    <w:basedOn w:val="Normal"/>
+    <w:basedOn w:val="Binhthng"/>
     <w:uiPriority w:val="34"/>
     <w:qFormat/>
     <w:rsid w:val="00B7262D"/>
@@ -16302,9 +16097,9 @@
       <w:contextualSpacing/>
     </w:pPr>
   </w:style>
-  <w:style w:type="table" w:styleId="TableGrid">
+  <w:style w:type="table" w:styleId="LiBang">
     <w:name w:val="Table Grid"/>
-    <w:basedOn w:val="TableNormal"/>
+    <w:basedOn w:val="BangThngthng"/>
     <w:uiPriority w:val="39"/>
     <w:rsid w:val="005A5F18"/>
     <w:pPr>
@@ -16321,10 +16116,10 @@
       </w:tblBorders>
     </w:tblPr>
   </w:style>
-  <w:style w:type="character" w:customStyle="1" w:styleId="Heading1Char">
-    <w:name w:val="Heading 1 Char"/>
-    <w:basedOn w:val="DefaultParagraphFont"/>
-    <w:link w:val="Heading1"/>
+  <w:style w:type="character" w:customStyle="1" w:styleId="u1Char">
+    <w:name w:val="Đầu đề 1 Char"/>
+    <w:basedOn w:val="Phngmcinhcuaoanvn"/>
+    <w:link w:val="u1"/>
     <w:uiPriority w:val="9"/>
     <w:rsid w:val="006C10BB"/>
     <w:rPr>
@@ -16336,10 +16131,10 @@
       <w:lang w:val="vi-VN"/>
     </w:rPr>
   </w:style>
-  <w:style w:type="paragraph" w:styleId="TOCHeading">
+  <w:style w:type="paragraph" w:styleId="uMucluc">
     <w:name w:val="TOC Heading"/>
-    <w:basedOn w:val="Heading1"/>
-    <w:next w:val="Normal"/>
+    <w:basedOn w:val="u1"/>
+    <w:next w:val="Binhthng"/>
     <w:uiPriority w:val="39"/>
     <w:unhideWhenUsed/>
     <w:qFormat/>
@@ -16352,10 +16147,10 @@
       <w:lang w:val="en-US"/>
     </w:rPr>
   </w:style>
-  <w:style w:type="paragraph" w:styleId="TOC1">
+  <w:style w:type="paragraph" w:styleId="Mucluc1">
     <w:name w:val="toc 1"/>
-    <w:basedOn w:val="Normal"/>
-    <w:next w:val="Normal"/>
+    <w:basedOn w:val="Binhthng"/>
+    <w:next w:val="Binhthng"/>
     <w:autoRedefine/>
     <w:uiPriority w:val="39"/>
     <w:unhideWhenUsed/>
@@ -16364,10 +16159,10 @@
       <w:spacing w:after="100"/>
     </w:pPr>
   </w:style>
-  <w:style w:type="paragraph" w:styleId="TOC2">
+  <w:style w:type="paragraph" w:styleId="Mucluc2">
     <w:name w:val="toc 2"/>
-    <w:basedOn w:val="Normal"/>
-    <w:next w:val="Normal"/>
+    <w:basedOn w:val="Binhthng"/>
+    <w:next w:val="Binhthng"/>
     <w:autoRedefine/>
     <w:uiPriority w:val="39"/>
     <w:unhideWhenUsed/>
@@ -16377,9 +16172,9 @@
       <w:ind w:left="220"/>
     </w:pPr>
   </w:style>
-  <w:style w:type="character" w:styleId="Hyperlink">
+  <w:style w:type="character" w:styleId="Siuktni">
     <w:name w:val="Hyperlink"/>
-    <w:basedOn w:val="DefaultParagraphFont"/>
+    <w:basedOn w:val="Phngmcinhcuaoanvn"/>
     <w:uiPriority w:val="99"/>
     <w:unhideWhenUsed/>
     <w:rsid w:val="00F47A30"/>
@@ -16388,10 +16183,10 @@
       <w:u w:val="single"/>
     </w:rPr>
   </w:style>
-  <w:style w:type="character" w:customStyle="1" w:styleId="Heading2Char">
-    <w:name w:val="Heading 2 Char"/>
-    <w:basedOn w:val="DefaultParagraphFont"/>
-    <w:link w:val="Heading2"/>
+  <w:style w:type="character" w:customStyle="1" w:styleId="u2Char">
+    <w:name w:val="Đầu đề 2 Char"/>
+    <w:basedOn w:val="Phngmcinhcuaoanvn"/>
+    <w:link w:val="u2"/>
     <w:uiPriority w:val="9"/>
     <w:rsid w:val="00394AA6"/>
     <w:rPr>
